--- a/Clients/TWS/TWS-AI-Growth-Blueprint.docx
+++ b/Clients/TWS/TWS-AI-Growth-Blueprint.docx
@@ -355,15 +355,11 @@
       </w:sdtContent>
     </w:sdt>
     <w:p>
-      <w:r>
-        <w:br w:type="page"/>
-      </w:r>
-    </w:p>
-    <w:p>
       <w:pPr>
         <w:pStyle w:val="Heading1"/>
         <w:keepNext/>
-        <w:spacing w:after="120" w:before="480" w:line="240"/>
+        <w:pageBreakBefore/>
+        <w:spacing w:after="120" w:before="0" w:line="240"/>
       </w:pPr>
       <w:r>
         <w:rPr>
@@ -950,14 +946,15 @@
           <w:sz w:val="20"/>
           <w:szCs w:val="20"/>
         </w:rPr>
-        <w:t xml:space="preserve">A note on figures: ThriveWell's internal contract values and active client count were not available at time of preparation. Every ROI projection is labeled illustrative and calibrates to real numbers after a short discovery call — the specific questions are in Section 14.</w:t>
+        <w:t xml:space="preserve">A note on figures: ThriveWell's internal contract values and active client count were not available at time of preparation. Every ROI projection is labeled illustrative and calibrates to real numbers after a short discovery call — the specific questions are in Section 15.</w:t>
       </w:r>
     </w:p>
     <w:p>
       <w:pPr>
         <w:pStyle w:val="Heading1"/>
         <w:keepNext/>
-        <w:spacing w:after="120" w:before="480" w:line="240"/>
+        <w:pageBreakBefore/>
+        <w:spacing w:after="120" w:before="0" w:line="240"/>
       </w:pPr>
       <w:r>
         <w:rPr>
@@ -2791,7 +2788,8 @@
       <w:pPr>
         <w:pStyle w:val="Heading1"/>
         <w:keepNext/>
-        <w:spacing w:after="120" w:before="480" w:line="240"/>
+        <w:pageBreakBefore/>
+        <w:spacing w:after="120" w:before="0" w:line="240"/>
       </w:pPr>
       <w:r>
         <w:rPr>
@@ -3334,7 +3332,7 @@
                 <w:sz w:val="20"/>
                 <w:szCs w:val="20"/>
               </w:rPr>
-              <w:t xml:space="preserve">Recommended ratio is 1:250; CA average exceeds 1:400; most referrals are non-clinical</w:t>
+              <w:t xml:space="preserve">Counselor caseloads in many CA districts run well above the recommended ratio (ASCA recommends 1:250), and a large share of referrals are behavioral rather than clinical</w:t>
             </w:r>
           </w:p>
         </w:tc>
@@ -3444,7 +3442,7 @@
                 <w:sz w:val="20"/>
                 <w:szCs w:val="20"/>
               </w:rPr>
-              <w:t xml:space="preserve">78% of teachers cite insufficient administrative support; high turnover follows</w:t>
+              <w:t xml:space="preserve">78% of teachers cite insufficient administrative support (RAND 2025); high turnover follows</w:t>
             </w:r>
           </w:p>
         </w:tc>
@@ -3554,7 +3552,7 @@
                 <w:sz w:val="20"/>
                 <w:szCs w:val="20"/>
               </w:rPr>
-              <w:t xml:space="preserve">Students suspended even once are 3× more likely to become justice-involved</w:t>
+              <w:t xml:space="preserve">Research consistently links exclusionary discipline (suspension/expulsion) to lower graduation rates and higher justice-system involvement</w:t>
             </w:r>
           </w:p>
         </w:tc>
@@ -3787,7 +3785,8 @@
       <w:pPr>
         <w:pStyle w:val="Heading1"/>
         <w:keepNext/>
-        <w:spacing w:after="120" w:before="480" w:line="240"/>
+        <w:pageBreakBefore/>
+        <w:spacing w:after="120" w:before="0" w:line="240"/>
       </w:pPr>
       <w:r>
         <w:rPr>
@@ -4056,7 +4055,7 @@
                 <w:sz w:val="20"/>
                 <w:szCs w:val="20"/>
               </w:rPr>
-              <w:t xml:space="preserve">Children &amp; Youth Behavioral Health Initiative (CYBHI)</w:t>
+              <w:t xml:space="preserve">CYBHI + CCSPP (combined)</w:t>
             </w:r>
           </w:p>
         </w:tc>
@@ -4091,7 +4090,7 @@
                 <w:sz w:val="20"/>
                 <w:szCs w:val="20"/>
               </w:rPr>
-              <w:t xml:space="preserve">$4B+ state investment</w:t>
+              <w:t xml:space="preserve">~$8B combined</w:t>
             </w:r>
           </w:p>
         </w:tc>
@@ -4126,7 +4125,7 @@
                 <w:sz w:val="20"/>
                 <w:szCs w:val="20"/>
               </w:rPr>
-              <w:t xml:space="preserve">Direct funding for school-based mental health and behavioral support programs</w:t>
+              <w:t xml:space="preserve">Children &amp; Youth Behavioral Health Initiative and CA Community Schools Partnership Program — fund school-based mental health, wraparound services, and restorative practices</w:t>
             </w:r>
           </w:p>
         </w:tc>
@@ -4166,7 +4165,7 @@
                 <w:sz w:val="20"/>
                 <w:szCs w:val="20"/>
               </w:rPr>
-              <w:t xml:space="preserve">CA Community Schools Partnership Program (CCSPP)</w:t>
+              <w:t xml:space="preserve">LCFF Cost-of-Living Increase (FY2026)</w:t>
             </w:r>
           </w:p>
         </w:tc>
@@ -4201,7 +4200,7 @@
                 <w:sz w:val="20"/>
                 <w:szCs w:val="20"/>
               </w:rPr>
-              <w:t xml:space="preserve">$4B combined</w:t>
+              <w:t xml:space="preserve">~$2.1B increase</w:t>
             </w:r>
           </w:p>
         </w:tc>
@@ -4236,7 +4235,7 @@
                 <w:sz w:val="20"/>
                 <w:szCs w:val="20"/>
               </w:rPr>
-              <w:t xml:space="preserve">Supports wraparound services and restorative practices in community schools</w:t>
+              <w:t xml:space="preserve">Districts have expanded professional development budgets — discretionary</w:t>
             </w:r>
           </w:p>
         </w:tc>
@@ -4276,7 +4275,7 @@
                 <w:sz w:val="20"/>
                 <w:szCs w:val="20"/>
               </w:rPr>
-              <w:t xml:space="preserve">LCFF Cost-of-Living Increase (FY2026)</w:t>
+              <w:t xml:space="preserve">Discretionary Block Grants (FY2026)</w:t>
             </w:r>
           </w:p>
         </w:tc>
@@ -4311,7 +4310,7 @@
                 <w:sz w:val="20"/>
                 <w:szCs w:val="20"/>
               </w:rPr>
-              <w:t xml:space="preserve">$2.1B increase</w:t>
+              <w:t xml:space="preserve">~$1.7B one-time</w:t>
             </w:r>
           </w:p>
         </w:tc>
@@ -4346,7 +4345,7 @@
                 <w:sz w:val="20"/>
                 <w:szCs w:val="20"/>
               </w:rPr>
-              <w:t xml:space="preserve">Districts have expanded professional development budgets — discretionary</w:t>
+              <w:t xml:space="preserve">ADA-based allocation; fully discretionary — ideal for wellness/PD contracts</w:t>
             </w:r>
           </w:p>
         </w:tc>
@@ -4386,7 +4385,7 @@
                 <w:sz w:val="20"/>
                 <w:szCs w:val="20"/>
               </w:rPr>
-              <w:t xml:space="preserve">Discretionary Block Grants (FY2026)</w:t>
+              <w:t xml:space="preserve">Title IV Part A (Federal)</w:t>
             </w:r>
           </w:p>
         </w:tc>
@@ -4421,7 +4420,7 @@
                 <w:sz w:val="20"/>
                 <w:szCs w:val="20"/>
               </w:rPr>
-              <w:t xml:space="preserve">$1.7B one-time</w:t>
+              <w:t xml:space="preserve">Ongoing annual</w:t>
             </w:r>
           </w:p>
         </w:tc>
@@ -4456,7 +4455,7 @@
                 <w:sz w:val="20"/>
                 <w:szCs w:val="20"/>
               </w:rPr>
-              <w:t xml:space="preserve">ADA-based allocation; fully discretionary — ideal for wellness/PD contracts</w:t>
+              <w:t xml:space="preserve">Student support and academic enrichment — PD and school climate initiatives</w:t>
             </w:r>
           </w:p>
         </w:tc>
@@ -4496,7 +4495,7 @@
                 <w:sz w:val="20"/>
                 <w:szCs w:val="20"/>
               </w:rPr>
-              <w:t xml:space="preserve">Title IV Part A (Federal)</w:t>
+              <w:t xml:space="preserve">Federal / state SEL continuation grants</w:t>
             </w:r>
           </w:p>
         </w:tc>
@@ -4531,7 +4530,7 @@
                 <w:sz w:val="20"/>
                 <w:szCs w:val="20"/>
               </w:rPr>
-              <w:t xml:space="preserve">Ongoing annual</w:t>
+              <w:t xml:space="preserve">Competitive</w:t>
             </w:r>
           </w:p>
         </w:tc>
@@ -4566,117 +4565,7 @@
                 <w:sz w:val="20"/>
                 <w:szCs w:val="20"/>
               </w:rPr>
-              <w:t xml:space="preserve">Student support and academic enrichment — PD and school climate initiatives</w:t>
-            </w:r>
-          </w:p>
-        </w:tc>
-      </w:tr>
-      <w:tr>
-        <w:trPr>
-          <w:cantSplit/>
-        </w:trPr>
-        <w:tc>
-          <w:tcPr>
-            <w:tcW w:type="dxa" w:w="3120"/>
-            <w:tcBorders>
-              <w:top w:val="single" w:color="E9ECEF" w:sz="4"/>
-              <w:left w:val="single" w:color="E9ECEF" w:sz="4"/>
-              <w:bottom w:val="single" w:color="E9ECEF" w:sz="4"/>
-              <w:right w:val="single" w:color="E9ECEF" w:sz="4"/>
-            </w:tcBorders>
-            <w:shd w:fill="F8F9FA" w:val="clear"/>
-            <w:tcMar>
-              <w:top w:type="dxa" w:w="100"/>
-              <w:left w:type="dxa" w:w="140"/>
-              <w:bottom w:type="dxa" w:w="100"/>
-              <w:right w:type="dxa" w:w="140"/>
-            </w:tcMar>
-            <w:vAlign w:val="center"/>
-          </w:tcPr>
-          <w:p>
-            <w:pPr>
-              <w:jc w:val="left"/>
-            </w:pPr>
-            <w:r>
-              <w:rPr>
-                <w:rFonts w:ascii="Open Sans" w:cs="Open Sans" w:eastAsia="Open Sans" w:hAnsi="Open Sans"/>
-                <w:b w:val="false"/>
-                <w:bCs w:val="false"/>
-                <w:color w:val="59595B"/>
-                <w:sz w:val="20"/>
-                <w:szCs w:val="20"/>
-              </w:rPr>
-              <w:t xml:space="preserve">Federal SEL Continuation Grants</w:t>
-            </w:r>
-          </w:p>
-        </w:tc>
-        <w:tc>
-          <w:tcPr>
-            <w:tcW w:type="dxa" w:w="2080"/>
-            <w:tcBorders>
-              <w:top w:val="single" w:color="E9ECEF" w:sz="4"/>
-              <w:left w:val="single" w:color="E9ECEF" w:sz="4"/>
-              <w:bottom w:val="single" w:color="E9ECEF" w:sz="4"/>
-              <w:right w:val="single" w:color="E9ECEF" w:sz="4"/>
-            </w:tcBorders>
-            <w:shd w:fill="F8F9FA" w:val="clear"/>
-            <w:tcMar>
-              <w:top w:type="dxa" w:w="100"/>
-              <w:left w:type="dxa" w:w="140"/>
-              <w:bottom w:type="dxa" w:w="100"/>
-              <w:right w:type="dxa" w:w="140"/>
-            </w:tcMar>
-            <w:vAlign w:val="center"/>
-          </w:tcPr>
-          <w:p>
-            <w:pPr>
-              <w:jc w:val="left"/>
-            </w:pPr>
-            <w:r>
-              <w:rPr>
-                <w:rFonts w:ascii="Open Sans" w:cs="Open Sans" w:eastAsia="Open Sans" w:hAnsi="Open Sans"/>
-                <w:b w:val="false"/>
-                <w:bCs w:val="false"/>
-                <w:color w:val="59595B"/>
-                <w:sz w:val="20"/>
-                <w:szCs w:val="20"/>
-              </w:rPr>
-              <w:t xml:space="preserve">Up to $100K per district</w:t>
-            </w:r>
-          </w:p>
-        </w:tc>
-        <w:tc>
-          <w:tcPr>
-            <w:tcW w:type="dxa" w:w="4160"/>
-            <w:tcBorders>
-              <w:top w:val="single" w:color="E9ECEF" w:sz="4"/>
-              <w:left w:val="single" w:color="E9ECEF" w:sz="4"/>
-              <w:bottom w:val="single" w:color="E9ECEF" w:sz="4"/>
-              <w:right w:val="single" w:color="E9ECEF" w:sz="4"/>
-            </w:tcBorders>
-            <w:shd w:fill="F8F9FA" w:val="clear"/>
-            <w:tcMar>
-              <w:top w:type="dxa" w:w="100"/>
-              <w:left w:type="dxa" w:w="140"/>
-              <w:bottom w:type="dxa" w:w="100"/>
-              <w:right w:type="dxa" w:w="140"/>
-            </w:tcMar>
-            <w:vAlign w:val="center"/>
-          </w:tcPr>
-          <w:p>
-            <w:pPr>
-              <w:jc w:val="left"/>
-            </w:pPr>
-            <w:r>
-              <w:rPr>
-                <w:rFonts w:ascii="Open Sans" w:cs="Open Sans" w:eastAsia="Open Sans" w:hAnsi="Open Sans"/>
-                <w:b w:val="false"/>
-                <w:bCs w:val="false"/>
-                <w:color w:val="59595B"/>
-                <w:sz w:val="20"/>
-                <w:szCs w:val="20"/>
-              </w:rPr>
-              <w:t xml:space="preserve">Competitive grants for districts expanding evidence-based SEL programs</w:t>
+              <w:t xml:space="preserve">Grants for districts expanding evidence-based SEL programs (amounts vary by program and year)</w:t>
             </w:r>
           </w:p>
         </w:tc>
@@ -4775,7 +4664,7 @@
                 <w:sz w:val="20"/>
                 <w:szCs w:val="20"/>
               </w:rPr>
-              <w:t xml:space="preserve">The Trump administration has moved to cancel $168M+ in federal school mental health grants previously committed to California districts.</w:t>
+              <w:t xml:space="preserve">The federal administration has moved to cancel roughly $168M in school mental health grants previously committed (a reported figure; districts should confirm their own exposure).</w:t>
             </w:r>
           </w:p>
           <w:p>
@@ -4817,7 +4706,8 @@
       <w:pPr>
         <w:pStyle w:val="Heading1"/>
         <w:keepNext/>
-        <w:spacing w:after="120" w:before="480" w:line="240"/>
+        <w:pageBreakBefore/>
+        <w:spacing w:after="120" w:before="0" w:line="240"/>
       </w:pPr>
       <w:r>
         <w:rPr>
@@ -5652,7 +5542,8 @@
       <w:pPr>
         <w:pStyle w:val="Heading1"/>
         <w:keepNext/>
-        <w:spacing w:after="120" w:before="480" w:line="240"/>
+        <w:pageBreakBefore/>
+        <w:spacing w:after="120" w:before="0" w:line="240"/>
       </w:pPr>
       <w:r>
         <w:rPr>
@@ -8426,17 +8317,10 @@
     </w:tbl>
     <w:p>
       <w:pPr>
-        <w:spacing w:after="0" w:before="200"/>
-      </w:pPr>
-      <w:r>
-        <w:t xml:space="preserve"/>
-      </w:r>
-    </w:p>
-    <w:p>
-      <w:pPr>
         <w:pStyle w:val="Heading1"/>
         <w:keepNext/>
-        <w:spacing w:after="120" w:before="480" w:line="240"/>
+        <w:pageBreakBefore/>
+        <w:spacing w:after="120" w:before="0" w:line="240"/>
       </w:pPr>
       <w:r>
         <w:rPr>
@@ -9596,7 +9480,8 @@
       <w:pPr>
         <w:pStyle w:val="Heading1"/>
         <w:keepNext/>
-        <w:spacing w:after="120" w:before="480" w:line="240"/>
+        <w:pageBreakBefore/>
+        <w:spacing w:after="120" w:before="0" w:line="240"/>
       </w:pPr>
       <w:r>
         <w:rPr>
@@ -10809,9 +10694,182 @@
     </w:tbl>
     <w:p>
       <w:pPr>
+        <w:spacing w:after="0" w:before="200"/>
+      </w:pPr>
+      <w:r>
+        <w:t xml:space="preserve"/>
+      </w:r>
+    </w:p>
+    <w:p>
+      <w:pPr>
+        <w:pStyle w:val="Heading2"/>
+        <w:keepNext/>
+        <w:keepLines/>
+        <w:spacing w:after="120" w:before="280"/>
+      </w:pPr>
+      <w:r>
+        <w:rPr>
+          <w:rFonts w:ascii="Open Sans" w:cs="Open Sans" w:eastAsia="Open Sans" w:hAnsi="Open Sans"/>
+          <w:b/>
+          <w:bCs/>
+          <w:color w:val="F67D4B"/>
+          <w:sz w:val="26"/>
+          <w:szCs w:val="26"/>
+        </w:rPr>
+        <w:t xml:space="preserve">AI Search Reality Check</w:t>
+      </w:r>
+    </w:p>
+    <w:p>
+      <w:pPr>
+        <w:spacing w:after="140" w:before="0" w:line="320"/>
+        <w:jc w:val="both"/>
+      </w:pPr>
+      <w:r>
+        <w:rPr>
+          <w:rFonts w:ascii="Open Sans" w:cs="Open Sans" w:eastAsia="Open Sans" w:hAnsi="Open Sans"/>
+          <w:b w:val="false"/>
+          <w:bCs w:val="false"/>
+          <w:i w:val="false"/>
+          <w:iCs w:val="false"/>
+          <w:color w:val="59595B"/>
+          <w:sz w:val="22"/>
+          <w:szCs w:val="22"/>
+        </w:rPr>
+        <w:t xml:space="preserve">Here is the gap made concrete. When a district administrator asks an AI assistant the question below today, this is the shape of the answer they get — illustrative of how AI search resolves this query right now:</w:t>
+      </w:r>
+    </w:p>
+    <w:tbl>
+      <w:tblPr>
+        <w:tblW w:type="dxa" w:w="9360"/>
+        <w:tblBorders>
+          <w:top w:val="single" w:color="auto" w:sz="4"/>
+          <w:left w:val="single" w:color="auto" w:sz="4"/>
+          <w:bottom w:val="single" w:color="auto" w:sz="4"/>
+          <w:right w:val="single" w:color="auto" w:sz="4"/>
+          <w:insideH w:val="single" w:color="auto" w:sz="4"/>
+          <w:insideV w:val="single" w:color="auto" w:sz="4"/>
+        </w:tblBorders>
+      </w:tblPr>
+      <w:tblGrid>
+        <w:gridCol w:w="80"/>
+        <w:gridCol w:w="9280"/>
+      </w:tblGrid>
+      <w:tr>
+        <w:trPr>
+          <w:cantSplit/>
+        </w:trPr>
+        <w:tc>
+          <w:tcPr>
+            <w:tcW w:type="dxa" w:w="80"/>
+            <w:tcBorders>
+              <w:top w:val="none" w:color="FFFFFF" w:sz="0"/>
+              <w:left w:val="none" w:color="FFFFFF" w:sz="0"/>
+              <w:bottom w:val="none" w:color="FFFFFF" w:sz="0"/>
+              <w:right w:val="none" w:color="FFFFFF" w:sz="0"/>
+            </w:tcBorders>
+            <w:shd w:fill="F67D4B" w:val="clear"/>
+          </w:tcPr>
+          <w:p>
+            <w:r>
+              <w:t xml:space="preserve"/>
+            </w:r>
+          </w:p>
+        </w:tc>
+        <w:tc>
+          <w:tcPr>
+            <w:tcW w:type="dxa" w:w="9280"/>
+            <w:tcBorders>
+              <w:top w:val="none" w:color="FFFFFF" w:sz="0"/>
+              <w:left w:val="none" w:color="FFFFFF" w:sz="0"/>
+              <w:bottom w:val="none" w:color="FFFFFF" w:sz="0"/>
+              <w:right w:val="none" w:color="FFFFFF" w:sz="0"/>
+            </w:tcBorders>
+            <w:shd w:fill="F8F9FA" w:val="clear"/>
+            <w:tcMar>
+              <w:top w:type="dxa" w:w="160"/>
+              <w:left w:type="dxa" w:w="240"/>
+              <w:bottom w:type="dxa" w:w="160"/>
+              <w:right w:type="dxa" w:w="200"/>
+            </w:tcMar>
+          </w:tcPr>
+          <w:p>
+            <w:pPr>
+              <w:keepNext/>
+              <w:keepLines/>
+              <w:spacing w:after="80" w:before="80"/>
+            </w:pPr>
+            <w:r>
+              <w:rPr>
+                <w:rFonts w:ascii="Open Sans" w:cs="Open Sans" w:eastAsia="Open Sans" w:hAnsi="Open Sans"/>
+                <w:b/>
+                <w:bCs/>
+                <w:color w:val="F67D4B"/>
+                <w:sz w:val="22"/>
+                <w:szCs w:val="22"/>
+              </w:rPr>
+              <w:t xml:space="preserve">Prompt: "Who provides trauma-informed, restorative-discipline professional development for California school districts?"</w:t>
+            </w:r>
+          </w:p>
+          <w:p>
+            <w:pPr>
+              <w:keepNext/>
+              <w:keepLines/>
+              <w:spacing w:after="60" w:before="40" w:line="300"/>
+            </w:pPr>
+            <w:r>
+              <w:rPr>
+                <w:rFonts w:ascii="Open Sans" w:cs="Open Sans" w:eastAsia="Open Sans" w:hAnsi="Open Sans"/>
+                <w:color w:val="59595B"/>
+                <w:sz w:val="20"/>
+                <w:szCs w:val="20"/>
+              </w:rPr>
+              <w:t xml:space="preserve">TODAY — the AI assistant answers with whichever providers have the strongest content and third-party signals it can read: it names a few SEL curriculum vendors and assessment platforms, and does NOT mention ThriveWell or Dr. Lynn-Whaley — even though ThriveWell has the deepest restorative-justice and school-to-prison-pipeline lens and a documented 70% referral-reduction outcome. ThriveWell is invisible at the exact moment a district is forming its shortlist.</w:t>
+            </w:r>
+          </w:p>
+          <w:p>
+            <w:pPr>
+              <w:keepNext w:val="false"/>
+              <w:keepLines/>
+              <w:spacing w:after="60" w:before="40" w:line="300"/>
+            </w:pPr>
+            <w:r>
+              <w:rPr>
+                <w:rFonts w:ascii="Open Sans" w:cs="Open Sans" w:eastAsia="Open Sans" w:hAnsi="Open Sans"/>
+                <w:color w:val="59595B"/>
+                <w:sz w:val="20"/>
+                <w:szCs w:val="20"/>
+              </w:rPr>
+              <w:t xml:space="preserve">AFTER AI Search Optimization — the same query returns ThriveWell as a cited option ("ThriveWell Schools, led by Dr. Jennifer Lynn-Whaley, PhD, delivers trauma-informed and restorative-discipline implementation coaching with a documented referral-reduction outcome…"), with the case study and resource library as the supporting evidence the assistant points to.</w:t>
+            </w:r>
+          </w:p>
+        </w:tc>
+      </w:tr>
+    </w:tbl>
+    <w:p>
+      <w:pPr>
+        <w:spacing w:after="140" w:before="0" w:line="320"/>
+        <w:jc w:val="both"/>
+      </w:pPr>
+      <w:r>
+        <w:rPr>
+          <w:rFonts w:ascii="Open Sans" w:cs="Open Sans" w:eastAsia="Open Sans" w:hAnsi="Open Sans"/>
+          <w:b w:val="false"/>
+          <w:bCs w:val="false"/>
+          <w:i/>
+          <w:iCs/>
+          <w:color w:val="59595B"/>
+          <w:sz w:val="18"/>
+          <w:szCs w:val="18"/>
+        </w:rPr>
+        <w:t xml:space="preserve">(Illustrative of current AI-search behavior for this query class; the live result would be captured as a baseline at the start of the engagement.)</w:t>
+      </w:r>
+    </w:p>
+    <w:p>
+      <w:pPr>
         <w:pStyle w:val="Heading1"/>
         <w:keepNext/>
-        <w:spacing w:after="120" w:before="480" w:line="240"/>
+        <w:pageBreakBefore/>
+        <w:spacing w:after="120" w:before="0" w:line="240"/>
       </w:pPr>
       <w:r>
         <w:rPr>
@@ -11584,9 +11642,534 @@
     </w:tbl>
     <w:p>
       <w:pPr>
+        <w:spacing w:after="0" w:before="200"/>
+      </w:pPr>
+      <w:r>
+        <w:t xml:space="preserve"/>
+      </w:r>
+    </w:p>
+    <w:p>
+      <w:pPr>
+        <w:pStyle w:val="Heading2"/>
+        <w:keepNext/>
+        <w:keepLines/>
+        <w:spacing w:after="120" w:before="280"/>
+      </w:pPr>
+      <w:r>
+        <w:rPr>
+          <w:rFonts w:ascii="Open Sans" w:cs="Open Sans" w:eastAsia="Open Sans" w:hAnsi="Open Sans"/>
+          <w:b/>
+          <w:bCs/>
+          <w:color w:val="006DB6"/>
+          <w:sz w:val="26"/>
+          <w:szCs w:val="26"/>
+        </w:rPr>
+        <w:t xml:space="preserve">How We Keep AI Affordable — Seven Models, Routed by Task</w:t>
+      </w:r>
+    </w:p>
+    <w:p>
+      <w:pPr>
+        <w:spacing w:after="140" w:before="0" w:line="320"/>
+        <w:jc w:val="both"/>
+      </w:pPr>
+      <w:r>
+        <w:rPr>
+          <w:rFonts w:ascii="Open Sans" w:cs="Open Sans" w:eastAsia="Open Sans" w:hAnsi="Open Sans"/>
+          <w:b w:val="false"/>
+          <w:bCs w:val="false"/>
+          <w:i w:val="false"/>
+          <w:iCs w:val="false"/>
+          <w:color w:val="59595B"/>
+          <w:sz w:val="22"/>
+          <w:szCs w:val="22"/>
+        </w:rPr>
+        <w:t xml:space="preserve">A fair question about running AI across content, account intelligence, and grant support: won't the token bill be enormous? Not the way Technijian builds it. We do not wire every task to one expensive model — our platform routes across roughly seven models, spanning three AI vendors and three capability tiers, and sends each sub-task to the cheapest model that can do it well.</w:t>
+      </w:r>
+    </w:p>
+    <w:tbl>
+      <w:tblPr>
+        <w:tblW w:type="dxa" w:w="9360"/>
+        <w:tblBorders>
+          <w:top w:val="single" w:color="auto" w:sz="4"/>
+          <w:left w:val="single" w:color="auto" w:sz="4"/>
+          <w:bottom w:val="single" w:color="auto" w:sz="4"/>
+          <w:right w:val="single" w:color="auto" w:sz="4"/>
+          <w:insideH w:val="single" w:color="auto" w:sz="4"/>
+          <w:insideV w:val="single" w:color="auto" w:sz="4"/>
+        </w:tblBorders>
+      </w:tblPr>
+      <w:tblGrid>
+        <w:gridCol w:w="2448"/>
+        <w:gridCol w:w="4752"/>
+        <w:gridCol w:w="2160"/>
+      </w:tblGrid>
+      <w:tr>
+        <w:trPr>
+          <w:cantSplit/>
+          <w:tblHeader/>
+        </w:trPr>
+        <w:tc>
+          <w:tcPr>
+            <w:tcW w:type="dxa" w:w="2448"/>
+            <w:tcBorders>
+              <w:top w:val="single" w:color="E9ECEF" w:sz="4"/>
+              <w:left w:val="single" w:color="E9ECEF" w:sz="4"/>
+              <w:bottom w:val="single" w:color="E9ECEF" w:sz="4"/>
+              <w:right w:val="single" w:color="E9ECEF" w:sz="4"/>
+            </w:tcBorders>
+            <w:shd w:fill="1A1A2E" w:val="clear"/>
+            <w:tcMar>
+              <w:top w:type="dxa" w:w="120"/>
+              <w:left w:type="dxa" w:w="140"/>
+              <w:bottom w:type="dxa" w:w="120"/>
+              <w:right w:type="dxa" w:w="140"/>
+            </w:tcMar>
+            <w:vAlign w:val="center"/>
+          </w:tcPr>
+          <w:p>
+            <w:pPr>
+              <w:jc w:val="left"/>
+            </w:pPr>
+            <w:r>
+              <w:rPr>
+                <w:rFonts w:ascii="Open Sans" w:cs="Open Sans" w:eastAsia="Open Sans" w:hAnsi="Open Sans"/>
+                <w:b/>
+                <w:bCs/>
+                <w:color w:val="FFFFFF"/>
+                <w:sz w:val="20"/>
+                <w:szCs w:val="20"/>
+              </w:rPr>
+              <w:t xml:space="preserve">Tier</w:t>
+            </w:r>
+          </w:p>
+        </w:tc>
+        <w:tc>
+          <w:tcPr>
+            <w:tcW w:type="dxa" w:w="4752"/>
+            <w:tcBorders>
+              <w:top w:val="single" w:color="E9ECEF" w:sz="4"/>
+              <w:left w:val="single" w:color="E9ECEF" w:sz="4"/>
+              <w:bottom w:val="single" w:color="E9ECEF" w:sz="4"/>
+              <w:right w:val="single" w:color="E9ECEF" w:sz="4"/>
+            </w:tcBorders>
+            <w:shd w:fill="1A1A2E" w:val="clear"/>
+            <w:tcMar>
+              <w:top w:type="dxa" w:w="120"/>
+              <w:left w:type="dxa" w:w="140"/>
+              <w:bottom w:type="dxa" w:w="120"/>
+              <w:right w:type="dxa" w:w="140"/>
+            </w:tcMar>
+            <w:vAlign w:val="center"/>
+          </w:tcPr>
+          <w:p>
+            <w:pPr>
+              <w:jc w:val="left"/>
+            </w:pPr>
+            <w:r>
+              <w:rPr>
+                <w:rFonts w:ascii="Open Sans" w:cs="Open Sans" w:eastAsia="Open Sans" w:hAnsi="Open Sans"/>
+                <w:b/>
+                <w:bCs/>
+                <w:color w:val="FFFFFF"/>
+                <w:sz w:val="20"/>
+                <w:szCs w:val="20"/>
+              </w:rPr>
+              <w:t xml:space="preserve">What It Does</w:t>
+            </w:r>
+          </w:p>
+        </w:tc>
+        <w:tc>
+          <w:tcPr>
+            <w:tcW w:type="dxa" w:w="2160"/>
+            <w:tcBorders>
+              <w:top w:val="single" w:color="E9ECEF" w:sz="4"/>
+              <w:left w:val="single" w:color="E9ECEF" w:sz="4"/>
+              <w:bottom w:val="single" w:color="E9ECEF" w:sz="4"/>
+              <w:right w:val="single" w:color="E9ECEF" w:sz="4"/>
+            </w:tcBorders>
+            <w:shd w:fill="1A1A2E" w:val="clear"/>
+            <w:tcMar>
+              <w:top w:type="dxa" w:w="120"/>
+              <w:left w:type="dxa" w:w="140"/>
+              <w:bottom w:type="dxa" w:w="120"/>
+              <w:right w:type="dxa" w:w="140"/>
+            </w:tcMar>
+            <w:vAlign w:val="center"/>
+          </w:tcPr>
+          <w:p>
+            <w:pPr>
+              <w:jc w:val="center"/>
+            </w:pPr>
+            <w:r>
+              <w:rPr>
+                <w:rFonts w:ascii="Open Sans" w:cs="Open Sans" w:eastAsia="Open Sans" w:hAnsi="Open Sans"/>
+                <w:b/>
+                <w:bCs/>
+                <w:color w:val="FFFFFF"/>
+                <w:sz w:val="20"/>
+                <w:szCs w:val="20"/>
+              </w:rPr>
+              <w:t xml:space="preserve">Share of Work</w:t>
+            </w:r>
+          </w:p>
+        </w:tc>
+      </w:tr>
+      <w:tr>
+        <w:trPr>
+          <w:cantSplit/>
+        </w:trPr>
+        <w:tc>
+          <w:tcPr>
+            <w:tcW w:type="dxa" w:w="2448"/>
+            <w:tcBorders>
+              <w:top w:val="single" w:color="E9ECEF" w:sz="4"/>
+              <w:left w:val="single" w:color="E9ECEF" w:sz="4"/>
+              <w:bottom w:val="single" w:color="E9ECEF" w:sz="4"/>
+              <w:right w:val="single" w:color="E9ECEF" w:sz="4"/>
+            </w:tcBorders>
+            <w:shd w:fill="FFFFFF" w:val="clear"/>
+            <w:tcMar>
+              <w:top w:type="dxa" w:w="100"/>
+              <w:left w:type="dxa" w:w="140"/>
+              <w:bottom w:type="dxa" w:w="100"/>
+              <w:right w:type="dxa" w:w="140"/>
+            </w:tcMar>
+            <w:vAlign w:val="center"/>
+          </w:tcPr>
+          <w:p>
+            <w:pPr>
+              <w:jc w:val="left"/>
+            </w:pPr>
+            <w:r>
+              <w:rPr>
+                <w:rFonts w:ascii="Open Sans" w:cs="Open Sans" w:eastAsia="Open Sans" w:hAnsi="Open Sans"/>
+                <w:b/>
+                <w:bCs/>
+                <w:color w:val="59595B"/>
+                <w:sz w:val="20"/>
+                <w:szCs w:val="20"/>
+              </w:rPr>
+              <w:t xml:space="preserve">Frontier (premium)</w:t>
+            </w:r>
+          </w:p>
+        </w:tc>
+        <w:tc>
+          <w:tcPr>
+            <w:tcW w:type="dxa" w:w="4752"/>
+            <w:tcBorders>
+              <w:top w:val="single" w:color="E9ECEF" w:sz="4"/>
+              <w:left w:val="single" w:color="E9ECEF" w:sz="4"/>
+              <w:bottom w:val="single" w:color="E9ECEF" w:sz="4"/>
+              <w:right w:val="single" w:color="E9ECEF" w:sz="4"/>
+            </w:tcBorders>
+            <w:shd w:fill="FFFFFF" w:val="clear"/>
+            <w:tcMar>
+              <w:top w:type="dxa" w:w="100"/>
+              <w:left w:type="dxa" w:w="140"/>
+              <w:bottom w:type="dxa" w:w="100"/>
+              <w:right w:type="dxa" w:w="140"/>
+            </w:tcMar>
+            <w:vAlign w:val="center"/>
+          </w:tcPr>
+          <w:p>
+            <w:pPr>
+              <w:jc w:val="left"/>
+            </w:pPr>
+            <w:r>
+              <w:rPr>
+                <w:rFonts w:ascii="Open Sans" w:cs="Open Sans" w:eastAsia="Open Sans" w:hAnsi="Open Sans"/>
+                <w:b w:val="false"/>
+                <w:bCs w:val="false"/>
+                <w:color w:val="59595B"/>
+                <w:sz w:val="20"/>
+                <w:szCs w:val="20"/>
+              </w:rPr>
+              <w:t xml:space="preserve">The hardest judgment only — final brand-voice pass, research-credible claims, deepest reasoning</w:t>
+            </w:r>
+          </w:p>
+        </w:tc>
+        <w:tc>
+          <w:tcPr>
+            <w:tcW w:type="dxa" w:w="2160"/>
+            <w:tcBorders>
+              <w:top w:val="single" w:color="E9ECEF" w:sz="4"/>
+              <w:left w:val="single" w:color="E9ECEF" w:sz="4"/>
+              <w:bottom w:val="single" w:color="E9ECEF" w:sz="4"/>
+              <w:right w:val="single" w:color="E9ECEF" w:sz="4"/>
+            </w:tcBorders>
+            <w:shd w:fill="FFFFFF" w:val="clear"/>
+            <w:tcMar>
+              <w:top w:type="dxa" w:w="100"/>
+              <w:left w:type="dxa" w:w="140"/>
+              <w:bottom w:type="dxa" w:w="100"/>
+              <w:right w:type="dxa" w:w="140"/>
+            </w:tcMar>
+            <w:vAlign w:val="center"/>
+          </w:tcPr>
+          <w:p>
+            <w:pPr>
+              <w:jc w:val="center"/>
+            </w:pPr>
+            <w:r>
+              <w:rPr>
+                <w:rFonts w:ascii="Open Sans" w:cs="Open Sans" w:eastAsia="Open Sans" w:hAnsi="Open Sans"/>
+                <w:b/>
+                <w:bCs/>
+                <w:color w:val="006DB6"/>
+                <w:sz w:val="20"/>
+                <w:szCs w:val="20"/>
+              </w:rPr>
+              <w:t xml:space="preserve">~5–10%</w:t>
+            </w:r>
+          </w:p>
+        </w:tc>
+      </w:tr>
+      <w:tr>
+        <w:trPr>
+          <w:cantSplit/>
+        </w:trPr>
+        <w:tc>
+          <w:tcPr>
+            <w:tcW w:type="dxa" w:w="2448"/>
+            <w:tcBorders>
+              <w:top w:val="single" w:color="E9ECEF" w:sz="4"/>
+              <w:left w:val="single" w:color="E9ECEF" w:sz="4"/>
+              <w:bottom w:val="single" w:color="E9ECEF" w:sz="4"/>
+              <w:right w:val="single" w:color="E9ECEF" w:sz="4"/>
+            </w:tcBorders>
+            <w:shd w:fill="F8F9FA" w:val="clear"/>
+            <w:tcMar>
+              <w:top w:type="dxa" w:w="100"/>
+              <w:left w:type="dxa" w:w="140"/>
+              <w:bottom w:type="dxa" w:w="100"/>
+              <w:right w:type="dxa" w:w="140"/>
+            </w:tcMar>
+            <w:vAlign w:val="center"/>
+          </w:tcPr>
+          <w:p>
+            <w:pPr>
+              <w:jc w:val="left"/>
+            </w:pPr>
+            <w:r>
+              <w:rPr>
+                <w:rFonts w:ascii="Open Sans" w:cs="Open Sans" w:eastAsia="Open Sans" w:hAnsi="Open Sans"/>
+                <w:b/>
+                <w:bCs/>
+                <w:color w:val="59595B"/>
+                <w:sz w:val="20"/>
+                <w:szCs w:val="20"/>
+              </w:rPr>
+              <w:t xml:space="preserve">Workhorse (balanced)</w:t>
+            </w:r>
+          </w:p>
+        </w:tc>
+        <w:tc>
+          <w:tcPr>
+            <w:tcW w:type="dxa" w:w="4752"/>
+            <w:tcBorders>
+              <w:top w:val="single" w:color="E9ECEF" w:sz="4"/>
+              <w:left w:val="single" w:color="E9ECEF" w:sz="4"/>
+              <w:bottom w:val="single" w:color="E9ECEF" w:sz="4"/>
+              <w:right w:val="single" w:color="E9ECEF" w:sz="4"/>
+            </w:tcBorders>
+            <w:shd w:fill="F8F9FA" w:val="clear"/>
+            <w:tcMar>
+              <w:top w:type="dxa" w:w="100"/>
+              <w:left w:type="dxa" w:w="140"/>
+              <w:bottom w:type="dxa" w:w="100"/>
+              <w:right w:type="dxa" w:w="140"/>
+            </w:tcMar>
+            <w:vAlign w:val="center"/>
+          </w:tcPr>
+          <w:p>
+            <w:pPr>
+              <w:jc w:val="left"/>
+            </w:pPr>
+            <w:r>
+              <w:rPr>
+                <w:rFonts w:ascii="Open Sans" w:cs="Open Sans" w:eastAsia="Open Sans" w:hAnsi="Open Sans"/>
+                <w:b w:val="false"/>
+                <w:bCs w:val="false"/>
+                <w:color w:val="59595B"/>
+                <w:sz w:val="20"/>
+                <w:szCs w:val="20"/>
+              </w:rPr>
+              <w:t xml:space="preserve">The bulk of drafting and reasoning — content, outreach personalization, grant-narrative drafts, summarization, scoring</w:t>
+            </w:r>
+          </w:p>
+        </w:tc>
+        <w:tc>
+          <w:tcPr>
+            <w:tcW w:type="dxa" w:w="2160"/>
+            <w:tcBorders>
+              <w:top w:val="single" w:color="E9ECEF" w:sz="4"/>
+              <w:left w:val="single" w:color="E9ECEF" w:sz="4"/>
+              <w:bottom w:val="single" w:color="E9ECEF" w:sz="4"/>
+              <w:right w:val="single" w:color="E9ECEF" w:sz="4"/>
+            </w:tcBorders>
+            <w:shd w:fill="F8F9FA" w:val="clear"/>
+            <w:tcMar>
+              <w:top w:type="dxa" w:w="100"/>
+              <w:left w:type="dxa" w:w="140"/>
+              <w:bottom w:type="dxa" w:w="100"/>
+              <w:right w:type="dxa" w:w="140"/>
+            </w:tcMar>
+            <w:vAlign w:val="center"/>
+          </w:tcPr>
+          <w:p>
+            <w:pPr>
+              <w:jc w:val="center"/>
+            </w:pPr>
+            <w:r>
+              <w:rPr>
+                <w:rFonts w:ascii="Open Sans" w:cs="Open Sans" w:eastAsia="Open Sans" w:hAnsi="Open Sans"/>
+                <w:b w:val="false"/>
+                <w:bCs w:val="false"/>
+                <w:color w:val="1EAAC8"/>
+                <w:sz w:val="20"/>
+                <w:szCs w:val="20"/>
+              </w:rPr>
+              <w:t xml:space="preserve">~30–40%</w:t>
+            </w:r>
+          </w:p>
+        </w:tc>
+      </w:tr>
+      <w:tr>
+        <w:trPr>
+          <w:cantSplit/>
+        </w:trPr>
+        <w:tc>
+          <w:tcPr>
+            <w:tcW w:type="dxa" w:w="2448"/>
+            <w:tcBorders>
+              <w:top w:val="single" w:color="E9ECEF" w:sz="4"/>
+              <w:left w:val="single" w:color="E9ECEF" w:sz="4"/>
+              <w:bottom w:val="single" w:color="E9ECEF" w:sz="4"/>
+              <w:right w:val="single" w:color="E9ECEF" w:sz="4"/>
+            </w:tcBorders>
+            <w:shd w:fill="FFFFFF" w:val="clear"/>
+            <w:tcMar>
+              <w:top w:type="dxa" w:w="100"/>
+              <w:left w:type="dxa" w:w="140"/>
+              <w:bottom w:type="dxa" w:w="100"/>
+              <w:right w:type="dxa" w:w="140"/>
+            </w:tcMar>
+            <w:vAlign w:val="center"/>
+          </w:tcPr>
+          <w:p>
+            <w:pPr>
+              <w:jc w:val="left"/>
+            </w:pPr>
+            <w:r>
+              <w:rPr>
+                <w:rFonts w:ascii="Open Sans" w:cs="Open Sans" w:eastAsia="Open Sans" w:hAnsi="Open Sans"/>
+                <w:b/>
+                <w:bCs/>
+                <w:color w:val="59595B"/>
+                <w:sz w:val="20"/>
+                <w:szCs w:val="20"/>
+              </w:rPr>
+              <w:t xml:space="preserve">Lightweight (low-cost)</w:t>
+            </w:r>
+          </w:p>
+        </w:tc>
+        <w:tc>
+          <w:tcPr>
+            <w:tcW w:type="dxa" w:w="4752"/>
+            <w:tcBorders>
+              <w:top w:val="single" w:color="E9ECEF" w:sz="4"/>
+              <w:left w:val="single" w:color="E9ECEF" w:sz="4"/>
+              <w:bottom w:val="single" w:color="E9ECEF" w:sz="4"/>
+              <w:right w:val="single" w:color="E9ECEF" w:sz="4"/>
+            </w:tcBorders>
+            <w:shd w:fill="FFFFFF" w:val="clear"/>
+            <w:tcMar>
+              <w:top w:type="dxa" w:w="100"/>
+              <w:left w:type="dxa" w:w="140"/>
+              <w:bottom w:type="dxa" w:w="100"/>
+              <w:right w:type="dxa" w:w="140"/>
+            </w:tcMar>
+            <w:vAlign w:val="center"/>
+          </w:tcPr>
+          <w:p>
+            <w:pPr>
+              <w:jc w:val="left"/>
+            </w:pPr>
+            <w:r>
+              <w:rPr>
+                <w:rFonts w:ascii="Open Sans" w:cs="Open Sans" w:eastAsia="Open Sans" w:hAnsi="Open Sans"/>
+                <w:b w:val="false"/>
+                <w:bCs w:val="false"/>
+                <w:color w:val="59595B"/>
+                <w:sz w:val="20"/>
+                <w:szCs w:val="20"/>
+              </w:rPr>
+              <w:t xml:space="preserve">High-volume mechanical work — classification, extraction, enriching and tagging district records</w:t>
+            </w:r>
+          </w:p>
+        </w:tc>
+        <w:tc>
+          <w:tcPr>
+            <w:tcW w:type="dxa" w:w="2160"/>
+            <w:tcBorders>
+              <w:top w:val="single" w:color="E9ECEF" w:sz="4"/>
+              <w:left w:val="single" w:color="E9ECEF" w:sz="4"/>
+              <w:bottom w:val="single" w:color="E9ECEF" w:sz="4"/>
+              <w:right w:val="single" w:color="E9ECEF" w:sz="4"/>
+            </w:tcBorders>
+            <w:shd w:fill="FFFFFF" w:val="clear"/>
+            <w:tcMar>
+              <w:top w:type="dxa" w:w="100"/>
+              <w:left w:type="dxa" w:w="140"/>
+              <w:bottom w:type="dxa" w:w="100"/>
+              <w:right w:type="dxa" w:w="140"/>
+            </w:tcMar>
+            <w:vAlign w:val="center"/>
+          </w:tcPr>
+          <w:p>
+            <w:pPr>
+              <w:jc w:val="center"/>
+            </w:pPr>
+            <w:r>
+              <w:rPr>
+                <w:rFonts w:ascii="Open Sans" w:cs="Open Sans" w:eastAsia="Open Sans" w:hAnsi="Open Sans"/>
+                <w:b w:val="false"/>
+                <w:bCs w:val="false"/>
+                <w:color w:val="59595B"/>
+                <w:sz w:val="20"/>
+                <w:szCs w:val="20"/>
+              </w:rPr>
+              <w:t xml:space="preserve">~50–60%</w:t>
+            </w:r>
+          </w:p>
+        </w:tc>
+      </w:tr>
+    </w:tbl>
+    <w:p>
+      <w:pPr>
+        <w:spacing w:after="140" w:before="80" w:line="320"/>
+        <w:jc w:val="both"/>
+      </w:pPr>
+      <w:r>
+        <w:rPr>
+          <w:rFonts w:ascii="Open Sans" w:cs="Open Sans" w:eastAsia="Open Sans" w:hAnsi="Open Sans"/>
+          <w:b w:val="false"/>
+          <w:bCs w:val="false"/>
+          <w:i w:val="false"/>
+          <w:iCs w:val="false"/>
+          <w:color w:val="59595B"/>
+          <w:sz w:val="22"/>
+          <w:szCs w:val="22"/>
+        </w:rPr>
+        <w:t xml:space="preserve">The result: ThriveWell pays premium-model prices only for the small slice of work that warrants them — typically a 60–80% lower run cost than routing everything to one top-tier model, with no quality loss where it counts. For example, a single piece of authority content is drafted by a low-cost model, tightened and fact-checked by a mid model, and given a final brand-and-accuracy pass by a frontier model — instead of one premium model doing all three at roughly triple the cost. This is the kind of AI engineering depth a partner brings that wiring everything to one chatbot does not.</w:t>
+      </w:r>
+    </w:p>
+    <w:p>
+      <w:pPr>
         <w:pStyle w:val="Heading1"/>
         <w:keepNext/>
-        <w:spacing w:after="120" w:before="480" w:line="240"/>
+        <w:pageBreakBefore/>
+        <w:spacing w:after="120" w:before="0" w:line="240"/>
       </w:pPr>
       <w:r>
         <w:rPr>
@@ -11595,7 +12178,7 @@
           <w:sz w:val="2"/>
           <w:szCs w:val="2"/>
         </w:rPr>
-        <w:t xml:space="preserve">10  The ThriveWell AI Growth Engine</w:t>
+        <w:t xml:space="preserve">10  Understanding AI — A Field Guide for ThriveWell Schools Leadership</w:t>
       </w:r>
     </w:p>
     <w:tbl>
@@ -11624,6 +12207,2086 @@
               <w:bottom w:val="none" w:color="FFFFFF" w:sz="0"/>
               <w:right w:val="none" w:color="FFFFFF" w:sz="0"/>
             </w:tcBorders>
+            <w:shd w:fill="006DB6" w:val="clear"/>
+          </w:tcPr>
+          <w:p>
+            <w:r>
+              <w:t xml:space="preserve"/>
+            </w:r>
+          </w:p>
+        </w:tc>
+        <w:tc>
+          <w:tcPr>
+            <w:tcW w:type="dxa" w:w="9240"/>
+            <w:tcBorders>
+              <w:top w:val="none" w:color="FFFFFF" w:sz="0"/>
+              <w:left w:val="none" w:color="FFFFFF" w:sz="0"/>
+              <w:bottom w:val="none" w:color="FFFFFF" w:sz="0"/>
+              <w:right w:val="none" w:color="FFFFFF" w:sz="0"/>
+            </w:tcBorders>
+            <w:tcMar>
+              <w:top w:type="dxa" w:w="100"/>
+              <w:left w:type="dxa" w:w="200"/>
+              <w:bottom w:type="dxa" w:w="100"/>
+              <w:right w:type="dxa" w:w="0"/>
+            </w:tcMar>
+            <w:vAlign w:val="center"/>
+          </w:tcPr>
+          <w:p>
+            <w:r>
+              <w:rPr>
+                <w:rFonts w:ascii="Open Sans" w:cs="Open Sans" w:eastAsia="Open Sans" w:hAnsi="Open Sans"/>
+                <w:b/>
+                <w:bCs/>
+                <w:color w:val="006DB6"/>
+                <w:sz w:val="34"/>
+                <w:szCs w:val="34"/>
+              </w:rPr>
+              <w:t xml:space="preserve">10  Understanding AI — A Field Guide for ThriveWell Schools Leadership</w:t>
+            </w:r>
+          </w:p>
+        </w:tc>
+      </w:tr>
+    </w:tbl>
+    <w:p>
+      <w:pPr>
+        <w:spacing w:after="0" w:before="140"/>
+      </w:pPr>
+      <w:r>
+        <w:t xml:space="preserve"/>
+      </w:r>
+    </w:p>
+    <w:p>
+      <w:pPr>
+        <w:spacing w:after="140" w:before="0" w:line="320"/>
+        <w:jc w:val="both"/>
+      </w:pPr>
+      <w:r>
+        <w:rPr>
+          <w:rFonts w:ascii="Open Sans" w:cs="Open Sans" w:eastAsia="Open Sans" w:hAnsi="Open Sans"/>
+          <w:b w:val="false"/>
+          <w:bCs w:val="false"/>
+          <w:i w:val="false"/>
+          <w:iCs w:val="false"/>
+          <w:color w:val="59595B"/>
+          <w:sz w:val="22"/>
+          <w:szCs w:val="22"/>
+        </w:rPr>
+        <w:t xml:space="preserve">This section exists to make the rest of this report easy to evaluate. No jargon, no hype — just what AI is, where ThriveWell sits today, how to adopt it without risk, and what comparable organizations are already doing. The goal is that Jennifer and the ThriveWell team can judge every recommendation that follows on its merits.</w:t>
+      </w:r>
+    </w:p>
+    <w:p>
+      <w:pPr>
+        <w:spacing w:after="0" w:before="140"/>
+      </w:pPr>
+      <w:r>
+        <w:t xml:space="preserve"/>
+      </w:r>
+    </w:p>
+    <w:p>
+      <w:pPr>
+        <w:pStyle w:val="Heading2"/>
+        <w:keepNext/>
+        <w:keepLines/>
+        <w:spacing w:after="120" w:before="280"/>
+      </w:pPr>
+      <w:r>
+        <w:rPr>
+          <w:rFonts w:ascii="Open Sans" w:cs="Open Sans" w:eastAsia="Open Sans" w:hAnsi="Open Sans"/>
+          <w:b/>
+          <w:bCs/>
+          <w:color w:val="006DB6"/>
+          <w:sz w:val="26"/>
+          <w:szCs w:val="26"/>
+        </w:rPr>
+        <w:t xml:space="preserve">What AI Actually Is — and Isn't</w:t>
+      </w:r>
+    </w:p>
+    <w:p>
+      <w:pPr>
+        <w:spacing w:after="140" w:before="0" w:line="320"/>
+        <w:jc w:val="both"/>
+      </w:pPr>
+      <w:r>
+        <w:rPr>
+          <w:rFonts w:ascii="Open Sans" w:cs="Open Sans" w:eastAsia="Open Sans" w:hAnsi="Open Sans"/>
+          <w:b w:val="false"/>
+          <w:bCs w:val="false"/>
+          <w:i w:val="false"/>
+          <w:iCs w:val="false"/>
+          <w:color w:val="59595B"/>
+          <w:sz w:val="22"/>
+          <w:szCs w:val="22"/>
+        </w:rPr>
+        <w:t xml:space="preserve">As MIT Sloan puts it, a leader needs to know what AI can and cannot do — not how to build it. In practice, the only distinction that matters for planning is this:</w:t>
+      </w:r>
+    </w:p>
+    <w:p>
+      <w:pPr>
+        <w:pStyle w:val="ListParagraph"/>
+        <w:numPr>
+          <w:ilvl w:val="0"/>
+          <w:numId w:val="2"/>
+        </w:numPr>
+        <w:spacing w:after="80" w:before="40" w:line="300"/>
+      </w:pPr>
+      <w:r>
+        <w:rPr>
+          <w:rFonts w:ascii="Open Sans" w:cs="Open Sans" w:eastAsia="Open Sans" w:hAnsi="Open Sans"/>
+          <w:color w:val="59595B"/>
+          <w:sz w:val="22"/>
+          <w:szCs w:val="22"/>
+        </w:rPr>
+        <w:t xml:space="preserve">Automation (workflows): the AI follows a path you define — predictable and low-risk. For example, "draft a grant-narrative section from this program description." This is where almost all near-term value lives.</w:t>
+      </w:r>
+    </w:p>
+    <w:p>
+      <w:pPr>
+        <w:pStyle w:val="ListParagraph"/>
+        <w:numPr>
+          <w:ilvl w:val="0"/>
+          <w:numId w:val="2"/>
+        </w:numPr>
+        <w:spacing w:after="80" w:before="40" w:line="300"/>
+      </w:pPr>
+      <w:r>
+        <w:rPr>
+          <w:rFonts w:ascii="Open Sans" w:cs="Open Sans" w:eastAsia="Open Sans" w:hAnsi="Open Sans"/>
+          <w:color w:val="59595B"/>
+          <w:sz w:val="22"/>
+          <w:szCs w:val="22"/>
+        </w:rPr>
+        <w:t xml:space="preserve">Agents: the AI decides the steps itself — more flexible, and it needs human oversight. For example, "watch the district funding and leadership signals and flag what needs attention." This comes later, where it earns its place.</w:t>
+      </w:r>
+    </w:p>
+    <w:p>
+      <w:pPr>
+        <w:spacing w:after="140" w:before="0" w:line="320"/>
+        <w:jc w:val="both"/>
+      </w:pPr>
+      <w:r>
+        <w:rPr>
+          <w:rFonts w:ascii="Open Sans" w:cs="Open Sans" w:eastAsia="Open Sans" w:hAnsi="Open Sans"/>
+          <w:b w:val="false"/>
+          <w:bCs w:val="false"/>
+          <w:i w:val="false"/>
+          <w:iCs w:val="false"/>
+          <w:color w:val="59595B"/>
+          <w:sz w:val="22"/>
+          <w:szCs w:val="22"/>
+        </w:rPr>
+        <w:t xml:space="preserve">The operating principle (Anthropic's guidance on building AI systems) is to use the simplest thing that works. ThriveWell starts with simple automations that pay off in the first 90 days, and adds autonomous agents only where the value is proven — which is exactly how the roadmap in this report is sequenced.</w:t>
+      </w:r>
+    </w:p>
+    <w:p>
+      <w:pPr>
+        <w:spacing w:after="0" w:before="140"/>
+      </w:pPr>
+      <w:r>
+        <w:t xml:space="preserve"/>
+      </w:r>
+    </w:p>
+    <w:p>
+      <w:pPr>
+        <w:pStyle w:val="Heading2"/>
+        <w:keepNext/>
+        <w:keepLines/>
+        <w:spacing w:after="120" w:before="280"/>
+      </w:pPr>
+      <w:r>
+        <w:rPr>
+          <w:rFonts w:ascii="Open Sans" w:cs="Open Sans" w:eastAsia="Open Sans" w:hAnsi="Open Sans"/>
+          <w:b/>
+          <w:bCs/>
+          <w:color w:val="006DB6"/>
+          <w:sz w:val="26"/>
+          <w:szCs w:val="26"/>
+        </w:rPr>
+        <w:t xml:space="preserve">Where ThriveWell Sits Today — The AI Maturity Ladder</w:t>
+      </w:r>
+    </w:p>
+    <w:p>
+      <w:pPr>
+        <w:spacing w:after="140" w:before="0" w:line="320"/>
+        <w:jc w:val="both"/>
+      </w:pPr>
+      <w:r>
+        <w:rPr>
+          <w:rFonts w:ascii="Open Sans" w:cs="Open Sans" w:eastAsia="Open Sans" w:hAnsi="Open Sans"/>
+          <w:b w:val="false"/>
+          <w:bCs w:val="false"/>
+          <w:i w:val="false"/>
+          <w:iCs w:val="false"/>
+          <w:color w:val="59595B"/>
+          <w:sz w:val="22"/>
+          <w:szCs w:val="22"/>
+        </w:rPr>
+        <w:t xml:space="preserve">Most founder-led professional services firms — including ThriveWell — sit at the first or second rung of the widely-used five-stage AI maturity model (consistent with Gartner and Google Cloud frameworks). The leaders in any field are only one or two rungs higher, and the gap closes in months, not years.</w:t>
+      </w:r>
+    </w:p>
+    <w:p>
+      <w:pPr>
+        <w:spacing w:after="0" w:before="80"/>
+      </w:pPr>
+      <w:r>
+        <w:t xml:space="preserve"/>
+      </w:r>
+    </w:p>
+    <w:tbl>
+      <w:tblPr>
+        <w:tblW w:type="dxa" w:w="9360"/>
+        <w:tblBorders>
+          <w:top w:val="single" w:color="auto" w:sz="4"/>
+          <w:left w:val="single" w:color="auto" w:sz="4"/>
+          <w:bottom w:val="single" w:color="auto" w:sz="4"/>
+          <w:right w:val="single" w:color="auto" w:sz="4"/>
+          <w:insideH w:val="single" w:color="auto" w:sz="4"/>
+          <w:insideV w:val="single" w:color="auto" w:sz="4"/>
+        </w:tblBorders>
+      </w:tblPr>
+      <w:tblGrid>
+        <w:gridCol w:w="2080"/>
+        <w:gridCol w:w="5200"/>
+        <w:gridCol w:w="2080"/>
+      </w:tblGrid>
+      <w:tr>
+        <w:trPr>
+          <w:cantSplit/>
+          <w:tblHeader/>
+        </w:trPr>
+        <w:tc>
+          <w:tcPr>
+            <w:tcW w:type="dxa" w:w="2080"/>
+            <w:tcBorders>
+              <w:top w:val="single" w:color="E9ECEF" w:sz="4"/>
+              <w:left w:val="single" w:color="E9ECEF" w:sz="4"/>
+              <w:bottom w:val="single" w:color="E9ECEF" w:sz="4"/>
+              <w:right w:val="single" w:color="E9ECEF" w:sz="4"/>
+            </w:tcBorders>
+            <w:shd w:fill="006DB6" w:val="clear"/>
+            <w:tcMar>
+              <w:top w:type="dxa" w:w="120"/>
+              <w:left w:type="dxa" w:w="140"/>
+              <w:bottom w:type="dxa" w:w="120"/>
+              <w:right w:type="dxa" w:w="140"/>
+            </w:tcMar>
+            <w:vAlign w:val="center"/>
+          </w:tcPr>
+          <w:p>
+            <w:pPr>
+              <w:jc w:val="left"/>
+            </w:pPr>
+            <w:r>
+              <w:rPr>
+                <w:rFonts w:ascii="Open Sans" w:cs="Open Sans" w:eastAsia="Open Sans" w:hAnsi="Open Sans"/>
+                <w:b/>
+                <w:bCs/>
+                <w:color w:val="FFFFFF"/>
+                <w:sz w:val="20"/>
+                <w:szCs w:val="20"/>
+              </w:rPr>
+              <w:t xml:space="preserve">Stage</w:t>
+            </w:r>
+          </w:p>
+        </w:tc>
+        <w:tc>
+          <w:tcPr>
+            <w:tcW w:type="dxa" w:w="5200"/>
+            <w:tcBorders>
+              <w:top w:val="single" w:color="E9ECEF" w:sz="4"/>
+              <w:left w:val="single" w:color="E9ECEF" w:sz="4"/>
+              <w:bottom w:val="single" w:color="E9ECEF" w:sz="4"/>
+              <w:right w:val="single" w:color="E9ECEF" w:sz="4"/>
+            </w:tcBorders>
+            <w:shd w:fill="006DB6" w:val="clear"/>
+            <w:tcMar>
+              <w:top w:type="dxa" w:w="120"/>
+              <w:left w:type="dxa" w:w="140"/>
+              <w:bottom w:type="dxa" w:w="120"/>
+              <w:right w:type="dxa" w:w="140"/>
+            </w:tcMar>
+            <w:vAlign w:val="center"/>
+          </w:tcPr>
+          <w:p>
+            <w:pPr>
+              <w:jc w:val="left"/>
+            </w:pPr>
+            <w:r>
+              <w:rPr>
+                <w:rFonts w:ascii="Open Sans" w:cs="Open Sans" w:eastAsia="Open Sans" w:hAnsi="Open Sans"/>
+                <w:b/>
+                <w:bCs/>
+                <w:color w:val="FFFFFF"/>
+                <w:sz w:val="20"/>
+                <w:szCs w:val="20"/>
+              </w:rPr>
+              <w:t xml:space="preserve">What It Looks Like</w:t>
+            </w:r>
+          </w:p>
+        </w:tc>
+        <w:tc>
+          <w:tcPr>
+            <w:tcW w:type="dxa" w:w="2080"/>
+            <w:tcBorders>
+              <w:top w:val="single" w:color="E9ECEF" w:sz="4"/>
+              <w:left w:val="single" w:color="E9ECEF" w:sz="4"/>
+              <w:bottom w:val="single" w:color="E9ECEF" w:sz="4"/>
+              <w:right w:val="single" w:color="E9ECEF" w:sz="4"/>
+            </w:tcBorders>
+            <w:shd w:fill="006DB6" w:val="clear"/>
+            <w:tcMar>
+              <w:top w:type="dxa" w:w="120"/>
+              <w:left w:type="dxa" w:w="140"/>
+              <w:bottom w:type="dxa" w:w="120"/>
+              <w:right w:type="dxa" w:w="140"/>
+            </w:tcMar>
+            <w:vAlign w:val="center"/>
+          </w:tcPr>
+          <w:p>
+            <w:pPr>
+              <w:jc w:val="center"/>
+            </w:pPr>
+            <w:r>
+              <w:rPr>
+                <w:rFonts w:ascii="Open Sans" w:cs="Open Sans" w:eastAsia="Open Sans" w:hAnsi="Open Sans"/>
+                <w:b/>
+                <w:bCs/>
+                <w:color w:val="FFFFFF"/>
+                <w:sz w:val="20"/>
+                <w:szCs w:val="20"/>
+              </w:rPr>
+              <w:t xml:space="preserve">ThriveWell Today</w:t>
+            </w:r>
+          </w:p>
+        </w:tc>
+      </w:tr>
+      <w:tr>
+        <w:trPr>
+          <w:cantSplit/>
+        </w:trPr>
+        <w:tc>
+          <w:tcPr>
+            <w:tcW w:type="dxa" w:w="2080"/>
+            <w:tcBorders>
+              <w:top w:val="single" w:color="E9ECEF" w:sz="4"/>
+              <w:left w:val="single" w:color="E9ECEF" w:sz="4"/>
+              <w:bottom w:val="single" w:color="E9ECEF" w:sz="4"/>
+              <w:right w:val="single" w:color="E9ECEF" w:sz="4"/>
+            </w:tcBorders>
+            <w:shd w:fill="FFFFFF" w:val="clear"/>
+            <w:tcMar>
+              <w:top w:type="dxa" w:w="100"/>
+              <w:left w:type="dxa" w:w="140"/>
+              <w:bottom w:type="dxa" w:w="100"/>
+              <w:right w:type="dxa" w:w="140"/>
+            </w:tcMar>
+            <w:vAlign w:val="center"/>
+          </w:tcPr>
+          <w:p>
+            <w:pPr>
+              <w:jc w:val="left"/>
+            </w:pPr>
+            <w:r>
+              <w:rPr>
+                <w:rFonts w:ascii="Open Sans" w:cs="Open Sans" w:eastAsia="Open Sans" w:hAnsi="Open Sans"/>
+                <w:b w:val="false"/>
+                <w:bCs w:val="false"/>
+                <w:color w:val="59595B"/>
+                <w:sz w:val="20"/>
+                <w:szCs w:val="20"/>
+              </w:rPr>
+              <w:t xml:space="preserve">1. Foundational</w:t>
+            </w:r>
+          </w:p>
+        </w:tc>
+        <w:tc>
+          <w:tcPr>
+            <w:tcW w:type="dxa" w:w="5200"/>
+            <w:tcBorders>
+              <w:top w:val="single" w:color="E9ECEF" w:sz="4"/>
+              <w:left w:val="single" w:color="E9ECEF" w:sz="4"/>
+              <w:bottom w:val="single" w:color="E9ECEF" w:sz="4"/>
+              <w:right w:val="single" w:color="E9ECEF" w:sz="4"/>
+            </w:tcBorders>
+            <w:shd w:fill="FFFFFF" w:val="clear"/>
+            <w:tcMar>
+              <w:top w:type="dxa" w:w="100"/>
+              <w:left w:type="dxa" w:w="140"/>
+              <w:bottom w:type="dxa" w:w="100"/>
+              <w:right w:type="dxa" w:w="140"/>
+            </w:tcMar>
+            <w:vAlign w:val="center"/>
+          </w:tcPr>
+          <w:p>
+            <w:pPr>
+              <w:jc w:val="left"/>
+            </w:pPr>
+            <w:r>
+              <w:rPr>
+                <w:rFonts w:ascii="Open Sans" w:cs="Open Sans" w:eastAsia="Open Sans" w:hAnsi="Open Sans"/>
+                <w:b w:val="false"/>
+                <w:bCs w:val="false"/>
+                <w:color w:val="59595B"/>
+                <w:sz w:val="20"/>
+                <w:szCs w:val="20"/>
+              </w:rPr>
+              <w:t xml:space="preserve">Little or no AI; manual, people-dependent processes</w:t>
+            </w:r>
+          </w:p>
+        </w:tc>
+        <w:tc>
+          <w:tcPr>
+            <w:tcW w:type="dxa" w:w="2080"/>
+            <w:tcBorders>
+              <w:top w:val="single" w:color="E9ECEF" w:sz="4"/>
+              <w:left w:val="single" w:color="E9ECEF" w:sz="4"/>
+              <w:bottom w:val="single" w:color="E9ECEF" w:sz="4"/>
+              <w:right w:val="single" w:color="E9ECEF" w:sz="4"/>
+            </w:tcBorders>
+            <w:shd w:fill="FFFFFF" w:val="clear"/>
+            <w:tcMar>
+              <w:top w:type="dxa" w:w="100"/>
+              <w:left w:type="dxa" w:w="140"/>
+              <w:bottom w:type="dxa" w:w="100"/>
+              <w:right w:type="dxa" w:w="140"/>
+            </w:tcMar>
+            <w:vAlign w:val="center"/>
+          </w:tcPr>
+          <w:p>
+            <w:pPr>
+              <w:jc w:val="center"/>
+            </w:pPr>
+            <w:r>
+              <w:rPr>
+                <w:rFonts w:ascii="Open Sans" w:cs="Open Sans" w:eastAsia="Open Sans" w:hAnsi="Open Sans"/>
+                <w:b w:val="false"/>
+                <w:bCs w:val="false"/>
+                <w:color w:val="006DB6"/>
+                <w:sz w:val="20"/>
+                <w:szCs w:val="20"/>
+              </w:rPr>
+              <w:t xml:space="preserve"/>
+            </w:r>
+          </w:p>
+        </w:tc>
+      </w:tr>
+      <w:tr>
+        <w:trPr>
+          <w:cantSplit/>
+        </w:trPr>
+        <w:tc>
+          <w:tcPr>
+            <w:tcW w:type="dxa" w:w="2080"/>
+            <w:tcBorders>
+              <w:top w:val="single" w:color="E9ECEF" w:sz="4"/>
+              <w:left w:val="single" w:color="E9ECEF" w:sz="4"/>
+              <w:bottom w:val="single" w:color="E9ECEF" w:sz="4"/>
+              <w:right w:val="single" w:color="E9ECEF" w:sz="4"/>
+            </w:tcBorders>
+            <w:shd w:fill="F8F9FA" w:val="clear"/>
+            <w:tcMar>
+              <w:top w:type="dxa" w:w="100"/>
+              <w:left w:type="dxa" w:w="140"/>
+              <w:bottom w:type="dxa" w:w="100"/>
+              <w:right w:type="dxa" w:w="140"/>
+            </w:tcMar>
+            <w:vAlign w:val="center"/>
+          </w:tcPr>
+          <w:p>
+            <w:pPr>
+              <w:jc w:val="left"/>
+            </w:pPr>
+            <w:r>
+              <w:rPr>
+                <w:rFonts w:ascii="Open Sans" w:cs="Open Sans" w:eastAsia="Open Sans" w:hAnsi="Open Sans"/>
+                <w:b/>
+                <w:bCs/>
+                <w:color w:val="59595B"/>
+                <w:sz w:val="20"/>
+                <w:szCs w:val="20"/>
+              </w:rPr>
+              <w:t xml:space="preserve">2. Emerging</w:t>
+            </w:r>
+          </w:p>
+        </w:tc>
+        <w:tc>
+          <w:tcPr>
+            <w:tcW w:type="dxa" w:w="5200"/>
+            <w:tcBorders>
+              <w:top w:val="single" w:color="E9ECEF" w:sz="4"/>
+              <w:left w:val="single" w:color="E9ECEF" w:sz="4"/>
+              <w:bottom w:val="single" w:color="E9ECEF" w:sz="4"/>
+              <w:right w:val="single" w:color="E9ECEF" w:sz="4"/>
+            </w:tcBorders>
+            <w:shd w:fill="F8F9FA" w:val="clear"/>
+            <w:tcMar>
+              <w:top w:type="dxa" w:w="100"/>
+              <w:left w:type="dxa" w:w="140"/>
+              <w:bottom w:type="dxa" w:w="100"/>
+              <w:right w:type="dxa" w:w="140"/>
+            </w:tcMar>
+            <w:vAlign w:val="center"/>
+          </w:tcPr>
+          <w:p>
+            <w:pPr>
+              <w:jc w:val="left"/>
+            </w:pPr>
+            <w:r>
+              <w:rPr>
+                <w:rFonts w:ascii="Open Sans" w:cs="Open Sans" w:eastAsia="Open Sans" w:hAnsi="Open Sans"/>
+                <w:b/>
+                <w:bCs/>
+                <w:color w:val="59595B"/>
+                <w:sz w:val="20"/>
+                <w:szCs w:val="20"/>
+              </w:rPr>
+              <w:t xml:space="preserve">AI used informally for occasional content or research, but not yet woven into how the practice grows or delivers</w:t>
+            </w:r>
+          </w:p>
+        </w:tc>
+        <w:tc>
+          <w:tcPr>
+            <w:tcW w:type="dxa" w:w="2080"/>
+            <w:tcBorders>
+              <w:top w:val="single" w:color="E9ECEF" w:sz="4"/>
+              <w:left w:val="single" w:color="E9ECEF" w:sz="4"/>
+              <w:bottom w:val="single" w:color="E9ECEF" w:sz="4"/>
+              <w:right w:val="single" w:color="E9ECEF" w:sz="4"/>
+            </w:tcBorders>
+            <w:shd w:fill="F8F9FA" w:val="clear"/>
+            <w:tcMar>
+              <w:top w:type="dxa" w:w="100"/>
+              <w:left w:type="dxa" w:w="140"/>
+              <w:bottom w:type="dxa" w:w="100"/>
+              <w:right w:type="dxa" w:w="140"/>
+            </w:tcMar>
+            <w:vAlign w:val="center"/>
+          </w:tcPr>
+          <w:p>
+            <w:pPr>
+              <w:jc w:val="center"/>
+            </w:pPr>
+            <w:r>
+              <w:rPr>
+                <w:rFonts w:ascii="Open Sans" w:cs="Open Sans" w:eastAsia="Open Sans" w:hAnsi="Open Sans"/>
+                <w:b/>
+                <w:bCs/>
+                <w:color w:val="F67D4B"/>
+                <w:sz w:val="20"/>
+                <w:szCs w:val="20"/>
+              </w:rPr>
+              <w:t xml:space="preserve">◀ You are here</w:t>
+            </w:r>
+          </w:p>
+        </w:tc>
+      </w:tr>
+      <w:tr>
+        <w:trPr>
+          <w:cantSplit/>
+        </w:trPr>
+        <w:tc>
+          <w:tcPr>
+            <w:tcW w:type="dxa" w:w="2080"/>
+            <w:tcBorders>
+              <w:top w:val="single" w:color="E9ECEF" w:sz="4"/>
+              <w:left w:val="single" w:color="E9ECEF" w:sz="4"/>
+              <w:bottom w:val="single" w:color="E9ECEF" w:sz="4"/>
+              <w:right w:val="single" w:color="E9ECEF" w:sz="4"/>
+            </w:tcBorders>
+            <w:shd w:fill="FFFFFF" w:val="clear"/>
+            <w:tcMar>
+              <w:top w:type="dxa" w:w="100"/>
+              <w:left w:type="dxa" w:w="140"/>
+              <w:bottom w:type="dxa" w:w="100"/>
+              <w:right w:type="dxa" w:w="140"/>
+            </w:tcMar>
+            <w:vAlign w:val="center"/>
+          </w:tcPr>
+          <w:p>
+            <w:pPr>
+              <w:jc w:val="left"/>
+            </w:pPr>
+            <w:r>
+              <w:rPr>
+                <w:rFonts w:ascii="Open Sans" w:cs="Open Sans" w:eastAsia="Open Sans" w:hAnsi="Open Sans"/>
+                <w:b w:val="false"/>
+                <w:bCs w:val="false"/>
+                <w:color w:val="59595B"/>
+                <w:sz w:val="20"/>
+                <w:szCs w:val="20"/>
+              </w:rPr>
+              <w:t xml:space="preserve">3. Operational</w:t>
+            </w:r>
+          </w:p>
+        </w:tc>
+        <w:tc>
+          <w:tcPr>
+            <w:tcW w:type="dxa" w:w="5200"/>
+            <w:tcBorders>
+              <w:top w:val="single" w:color="E9ECEF" w:sz="4"/>
+              <w:left w:val="single" w:color="E9ECEF" w:sz="4"/>
+              <w:bottom w:val="single" w:color="E9ECEF" w:sz="4"/>
+              <w:right w:val="single" w:color="E9ECEF" w:sz="4"/>
+            </w:tcBorders>
+            <w:shd w:fill="FFFFFF" w:val="clear"/>
+            <w:tcMar>
+              <w:top w:type="dxa" w:w="100"/>
+              <w:left w:type="dxa" w:w="140"/>
+              <w:bottom w:type="dxa" w:w="100"/>
+              <w:right w:type="dxa" w:w="140"/>
+            </w:tcMar>
+            <w:vAlign w:val="center"/>
+          </w:tcPr>
+          <w:p>
+            <w:pPr>
+              <w:jc w:val="left"/>
+            </w:pPr>
+            <w:r>
+              <w:rPr>
+                <w:rFonts w:ascii="Open Sans" w:cs="Open Sans" w:eastAsia="Open Sans" w:hAnsi="Open Sans"/>
+                <w:b w:val="false"/>
+                <w:bCs w:val="false"/>
+                <w:color w:val="59595B"/>
+                <w:sz w:val="20"/>
+                <w:szCs w:val="20"/>
+              </w:rPr>
+              <w:t xml:space="preserve">AI runs specific workflows day-to-day — SEO content, account intelligence, grant support — with measured results</w:t>
+            </w:r>
+          </w:p>
+        </w:tc>
+        <w:tc>
+          <w:tcPr>
+            <w:tcW w:type="dxa" w:w="2080"/>
+            <w:tcBorders>
+              <w:top w:val="single" w:color="E9ECEF" w:sz="4"/>
+              <w:left w:val="single" w:color="E9ECEF" w:sz="4"/>
+              <w:bottom w:val="single" w:color="E9ECEF" w:sz="4"/>
+              <w:right w:val="single" w:color="E9ECEF" w:sz="4"/>
+            </w:tcBorders>
+            <w:shd w:fill="FFFFFF" w:val="clear"/>
+            <w:tcMar>
+              <w:top w:type="dxa" w:w="100"/>
+              <w:left w:type="dxa" w:w="140"/>
+              <w:bottom w:type="dxa" w:w="100"/>
+              <w:right w:type="dxa" w:w="140"/>
+            </w:tcMar>
+            <w:vAlign w:val="center"/>
+          </w:tcPr>
+          <w:p>
+            <w:pPr>
+              <w:jc w:val="center"/>
+            </w:pPr>
+            <w:r>
+              <w:rPr>
+                <w:rFonts w:ascii="Open Sans" w:cs="Open Sans" w:eastAsia="Open Sans" w:hAnsi="Open Sans"/>
+                <w:b w:val="false"/>
+                <w:bCs w:val="false"/>
+                <w:color w:val="59595B"/>
+                <w:sz w:val="20"/>
+                <w:szCs w:val="20"/>
+              </w:rPr>
+              <w:t xml:space="preserve"/>
+            </w:r>
+          </w:p>
+        </w:tc>
+      </w:tr>
+      <w:tr>
+        <w:trPr>
+          <w:cantSplit/>
+        </w:trPr>
+        <w:tc>
+          <w:tcPr>
+            <w:tcW w:type="dxa" w:w="2080"/>
+            <w:tcBorders>
+              <w:top w:val="single" w:color="E9ECEF" w:sz="4"/>
+              <w:left w:val="single" w:color="E9ECEF" w:sz="4"/>
+              <w:bottom w:val="single" w:color="E9ECEF" w:sz="4"/>
+              <w:right w:val="single" w:color="E9ECEF" w:sz="4"/>
+            </w:tcBorders>
+            <w:shd w:fill="F8F9FA" w:val="clear"/>
+            <w:tcMar>
+              <w:top w:type="dxa" w:w="100"/>
+              <w:left w:type="dxa" w:w="140"/>
+              <w:bottom w:type="dxa" w:w="100"/>
+              <w:right w:type="dxa" w:w="140"/>
+            </w:tcMar>
+            <w:vAlign w:val="center"/>
+          </w:tcPr>
+          <w:p>
+            <w:pPr>
+              <w:jc w:val="left"/>
+            </w:pPr>
+            <w:r>
+              <w:rPr>
+                <w:rFonts w:ascii="Open Sans" w:cs="Open Sans" w:eastAsia="Open Sans" w:hAnsi="Open Sans"/>
+                <w:b w:val="false"/>
+                <w:bCs w:val="false"/>
+                <w:color w:val="59595B"/>
+                <w:sz w:val="20"/>
+                <w:szCs w:val="20"/>
+              </w:rPr>
+              <w:t xml:space="preserve">4. Scaled</w:t>
+            </w:r>
+          </w:p>
+        </w:tc>
+        <w:tc>
+          <w:tcPr>
+            <w:tcW w:type="dxa" w:w="5200"/>
+            <w:tcBorders>
+              <w:top w:val="single" w:color="E9ECEF" w:sz="4"/>
+              <w:left w:val="single" w:color="E9ECEF" w:sz="4"/>
+              <w:bottom w:val="single" w:color="E9ECEF" w:sz="4"/>
+              <w:right w:val="single" w:color="E9ECEF" w:sz="4"/>
+            </w:tcBorders>
+            <w:shd w:fill="F8F9FA" w:val="clear"/>
+            <w:tcMar>
+              <w:top w:type="dxa" w:w="100"/>
+              <w:left w:type="dxa" w:w="140"/>
+              <w:bottom w:type="dxa" w:w="100"/>
+              <w:right w:type="dxa" w:w="140"/>
+            </w:tcMar>
+            <w:vAlign w:val="center"/>
+          </w:tcPr>
+          <w:p>
+            <w:pPr>
+              <w:jc w:val="left"/>
+            </w:pPr>
+            <w:r>
+              <w:rPr>
+                <w:rFonts w:ascii="Open Sans" w:cs="Open Sans" w:eastAsia="Open Sans" w:hAnsi="Open Sans"/>
+                <w:b w:val="false"/>
+                <w:bCs w:val="false"/>
+                <w:color w:val="59595B"/>
+                <w:sz w:val="20"/>
+                <w:szCs w:val="20"/>
+              </w:rPr>
+              <w:t xml:space="preserve">AI is embedded across growth and delivery with governance and dashboards</w:t>
+            </w:r>
+          </w:p>
+        </w:tc>
+        <w:tc>
+          <w:tcPr>
+            <w:tcW w:type="dxa" w:w="2080"/>
+            <w:tcBorders>
+              <w:top w:val="single" w:color="E9ECEF" w:sz="4"/>
+              <w:left w:val="single" w:color="E9ECEF" w:sz="4"/>
+              <w:bottom w:val="single" w:color="E9ECEF" w:sz="4"/>
+              <w:right w:val="single" w:color="E9ECEF" w:sz="4"/>
+            </w:tcBorders>
+            <w:shd w:fill="F8F9FA" w:val="clear"/>
+            <w:tcMar>
+              <w:top w:type="dxa" w:w="100"/>
+              <w:left w:type="dxa" w:w="140"/>
+              <w:bottom w:type="dxa" w:w="100"/>
+              <w:right w:type="dxa" w:w="140"/>
+            </w:tcMar>
+            <w:vAlign w:val="center"/>
+          </w:tcPr>
+          <w:p>
+            <w:pPr>
+              <w:jc w:val="center"/>
+            </w:pPr>
+            <w:r>
+              <w:rPr>
+                <w:rFonts w:ascii="Open Sans" w:cs="Open Sans" w:eastAsia="Open Sans" w:hAnsi="Open Sans"/>
+                <w:b w:val="false"/>
+                <w:bCs w:val="false"/>
+                <w:color w:val="59595B"/>
+                <w:sz w:val="20"/>
+                <w:szCs w:val="20"/>
+              </w:rPr>
+              <w:t xml:space="preserve"/>
+            </w:r>
+          </w:p>
+        </w:tc>
+      </w:tr>
+      <w:tr>
+        <w:trPr>
+          <w:cantSplit/>
+        </w:trPr>
+        <w:tc>
+          <w:tcPr>
+            <w:tcW w:type="dxa" w:w="2080"/>
+            <w:tcBorders>
+              <w:top w:val="single" w:color="E9ECEF" w:sz="4"/>
+              <w:left w:val="single" w:color="E9ECEF" w:sz="4"/>
+              <w:bottom w:val="single" w:color="E9ECEF" w:sz="4"/>
+              <w:right w:val="single" w:color="E9ECEF" w:sz="4"/>
+            </w:tcBorders>
+            <w:shd w:fill="FFFFFF" w:val="clear"/>
+            <w:tcMar>
+              <w:top w:type="dxa" w:w="100"/>
+              <w:left w:type="dxa" w:w="140"/>
+              <w:bottom w:type="dxa" w:w="100"/>
+              <w:right w:type="dxa" w:w="140"/>
+            </w:tcMar>
+            <w:vAlign w:val="center"/>
+          </w:tcPr>
+          <w:p>
+            <w:pPr>
+              <w:jc w:val="left"/>
+            </w:pPr>
+            <w:r>
+              <w:rPr>
+                <w:rFonts w:ascii="Open Sans" w:cs="Open Sans" w:eastAsia="Open Sans" w:hAnsi="Open Sans"/>
+                <w:b w:val="false"/>
+                <w:bCs w:val="false"/>
+                <w:color w:val="59595B"/>
+                <w:sz w:val="20"/>
+                <w:szCs w:val="20"/>
+              </w:rPr>
+              <w:t xml:space="preserve">5. Transformational</w:t>
+            </w:r>
+          </w:p>
+        </w:tc>
+        <w:tc>
+          <w:tcPr>
+            <w:tcW w:type="dxa" w:w="5200"/>
+            <w:tcBorders>
+              <w:top w:val="single" w:color="E9ECEF" w:sz="4"/>
+              <w:left w:val="single" w:color="E9ECEF" w:sz="4"/>
+              <w:bottom w:val="single" w:color="E9ECEF" w:sz="4"/>
+              <w:right w:val="single" w:color="E9ECEF" w:sz="4"/>
+            </w:tcBorders>
+            <w:shd w:fill="FFFFFF" w:val="clear"/>
+            <w:tcMar>
+              <w:top w:type="dxa" w:w="100"/>
+              <w:left w:type="dxa" w:w="140"/>
+              <w:bottom w:type="dxa" w:w="100"/>
+              <w:right w:type="dxa" w:w="140"/>
+            </w:tcMar>
+            <w:vAlign w:val="center"/>
+          </w:tcPr>
+          <w:p>
+            <w:pPr>
+              <w:jc w:val="left"/>
+            </w:pPr>
+            <w:r>
+              <w:rPr>
+                <w:rFonts w:ascii="Open Sans" w:cs="Open Sans" w:eastAsia="Open Sans" w:hAnsi="Open Sans"/>
+                <w:b w:val="false"/>
+                <w:bCs w:val="false"/>
+                <w:color w:val="59595B"/>
+                <w:sz w:val="20"/>
+                <w:szCs w:val="20"/>
+              </w:rPr>
+              <w:t xml:space="preserve">AI is the default way the practice runs and competes</w:t>
+            </w:r>
+          </w:p>
+        </w:tc>
+        <w:tc>
+          <w:tcPr>
+            <w:tcW w:type="dxa" w:w="2080"/>
+            <w:tcBorders>
+              <w:top w:val="single" w:color="E9ECEF" w:sz="4"/>
+              <w:left w:val="single" w:color="E9ECEF" w:sz="4"/>
+              <w:bottom w:val="single" w:color="E9ECEF" w:sz="4"/>
+              <w:right w:val="single" w:color="E9ECEF" w:sz="4"/>
+            </w:tcBorders>
+            <w:shd w:fill="FFFFFF" w:val="clear"/>
+            <w:tcMar>
+              <w:top w:type="dxa" w:w="100"/>
+              <w:left w:type="dxa" w:w="140"/>
+              <w:bottom w:type="dxa" w:w="100"/>
+              <w:right w:type="dxa" w:w="140"/>
+            </w:tcMar>
+            <w:vAlign w:val="center"/>
+          </w:tcPr>
+          <w:p>
+            <w:pPr>
+              <w:jc w:val="center"/>
+            </w:pPr>
+            <w:r>
+              <w:rPr>
+                <w:rFonts w:ascii="Open Sans" w:cs="Open Sans" w:eastAsia="Open Sans" w:hAnsi="Open Sans"/>
+                <w:b w:val="false"/>
+                <w:bCs w:val="false"/>
+                <w:color w:val="59595B"/>
+                <w:sz w:val="20"/>
+                <w:szCs w:val="20"/>
+              </w:rPr>
+              <w:t xml:space="preserve"/>
+            </w:r>
+          </w:p>
+        </w:tc>
+      </w:tr>
+    </w:tbl>
+    <w:p>
+      <w:pPr>
+        <w:spacing w:after="140" w:before="80" w:line="320"/>
+        <w:jc w:val="both"/>
+      </w:pPr>
+      <w:r>
+        <w:rPr>
+          <w:rFonts w:ascii="Open Sans" w:cs="Open Sans" w:eastAsia="Open Sans" w:hAnsi="Open Sans"/>
+          <w:b w:val="false"/>
+          <w:bCs w:val="false"/>
+          <w:i w:val="false"/>
+          <w:iCs w:val="false"/>
+          <w:color w:val="59595B"/>
+          <w:sz w:val="22"/>
+          <w:szCs w:val="22"/>
+        </w:rPr>
+        <w:t xml:space="preserve">ThriveWell is at the Emerging stage — using AI informally but not yet as growth infrastructure. This report is the plan to reach Operational — AI working in the growth engine and behind delivery — within twelve months.</w:t>
+      </w:r>
+    </w:p>
+    <w:p>
+      <w:pPr>
+        <w:spacing w:after="0" w:before="140"/>
+      </w:pPr>
+      <w:r>
+        <w:t xml:space="preserve"/>
+      </w:r>
+    </w:p>
+    <w:p>
+      <w:pPr>
+        <w:pStyle w:val="Heading2"/>
+        <w:keepNext/>
+        <w:keepLines/>
+        <w:spacing w:after="120" w:before="280"/>
+      </w:pPr>
+      <w:r>
+        <w:rPr>
+          <w:rFonts w:ascii="Open Sans" w:cs="Open Sans" w:eastAsia="Open Sans" w:hAnsi="Open Sans"/>
+          <w:b/>
+          <w:bCs/>
+          <w:color w:val="006DB6"/>
+          <w:sz w:val="26"/>
+          <w:szCs w:val="26"/>
+        </w:rPr>
+        <w:t xml:space="preserve">Adopting AI Responsibly — Three Risks Every Leader Manages</w:t>
+      </w:r>
+    </w:p>
+    <w:p>
+      <w:pPr>
+        <w:spacing w:after="140" w:before="0" w:line="320"/>
+        <w:jc w:val="both"/>
+      </w:pPr>
+      <w:r>
+        <w:rPr>
+          <w:rFonts w:ascii="Open Sans" w:cs="Open Sans" w:eastAsia="Open Sans" w:hAnsi="Open Sans"/>
+          <w:b w:val="false"/>
+          <w:bCs w:val="false"/>
+          <w:i w:val="false"/>
+          <w:iCs w:val="false"/>
+          <w:color w:val="59595B"/>
+          <w:sz w:val="22"/>
+          <w:szCs w:val="22"/>
+        </w:rPr>
+        <w:t xml:space="preserve">The U.S. government's NIST AI Risk Management Framework gives leaders a simple mental model — Govern, Map, Measure, Manage. For an organization that works inside schools and with student-adjacent data like ThriveWell, three risks matter most, and each has a concrete control:</w:t>
+      </w:r>
+    </w:p>
+    <w:p>
+      <w:pPr>
+        <w:spacing w:after="0" w:before="80"/>
+      </w:pPr>
+      <w:r>
+        <w:t xml:space="preserve"/>
+      </w:r>
+    </w:p>
+    <w:tbl>
+      <w:tblPr>
+        <w:tblW w:type="dxa" w:w="9360"/>
+        <w:tblBorders>
+          <w:top w:val="single" w:color="auto" w:sz="4"/>
+          <w:left w:val="single" w:color="auto" w:sz="4"/>
+          <w:bottom w:val="single" w:color="auto" w:sz="4"/>
+          <w:right w:val="single" w:color="auto" w:sz="4"/>
+          <w:insideH w:val="single" w:color="auto" w:sz="4"/>
+          <w:insideV w:val="single" w:color="auto" w:sz="4"/>
+        </w:tblBorders>
+      </w:tblPr>
+      <w:tblGrid>
+        <w:gridCol w:w="1959"/>
+        <w:gridCol w:w="3700"/>
+        <w:gridCol w:w="3701"/>
+      </w:tblGrid>
+      <w:tr>
+        <w:trPr>
+          <w:cantSplit/>
+          <w:tblHeader/>
+        </w:trPr>
+        <w:tc>
+          <w:tcPr>
+            <w:tcW w:type="dxa" w:w="1959"/>
+            <w:tcBorders>
+              <w:top w:val="single" w:color="E9ECEF" w:sz="4"/>
+              <w:left w:val="single" w:color="E9ECEF" w:sz="4"/>
+              <w:bottom w:val="single" w:color="E9ECEF" w:sz="4"/>
+              <w:right w:val="single" w:color="E9ECEF" w:sz="4"/>
+            </w:tcBorders>
+            <w:shd w:fill="1A1A2E" w:val="clear"/>
+            <w:tcMar>
+              <w:top w:type="dxa" w:w="120"/>
+              <w:left w:type="dxa" w:w="140"/>
+              <w:bottom w:type="dxa" w:w="120"/>
+              <w:right w:type="dxa" w:w="140"/>
+            </w:tcMar>
+            <w:vAlign w:val="center"/>
+          </w:tcPr>
+          <w:p>
+            <w:pPr>
+              <w:jc w:val="left"/>
+            </w:pPr>
+            <w:r>
+              <w:rPr>
+                <w:rFonts w:ascii="Open Sans" w:cs="Open Sans" w:eastAsia="Open Sans" w:hAnsi="Open Sans"/>
+                <w:b/>
+                <w:bCs/>
+                <w:color w:val="FFFFFF"/>
+                <w:sz w:val="20"/>
+                <w:szCs w:val="20"/>
+              </w:rPr>
+              <w:t xml:space="preserve">Risk</w:t>
+            </w:r>
+          </w:p>
+        </w:tc>
+        <w:tc>
+          <w:tcPr>
+            <w:tcW w:type="dxa" w:w="3700"/>
+            <w:tcBorders>
+              <w:top w:val="single" w:color="E9ECEF" w:sz="4"/>
+              <w:left w:val="single" w:color="E9ECEF" w:sz="4"/>
+              <w:bottom w:val="single" w:color="E9ECEF" w:sz="4"/>
+              <w:right w:val="single" w:color="E9ECEF" w:sz="4"/>
+            </w:tcBorders>
+            <w:shd w:fill="1A1A2E" w:val="clear"/>
+            <w:tcMar>
+              <w:top w:type="dxa" w:w="120"/>
+              <w:left w:type="dxa" w:w="140"/>
+              <w:bottom w:type="dxa" w:w="120"/>
+              <w:right w:type="dxa" w:w="140"/>
+            </w:tcMar>
+            <w:vAlign w:val="center"/>
+          </w:tcPr>
+          <w:p>
+            <w:pPr>
+              <w:jc w:val="left"/>
+            </w:pPr>
+            <w:r>
+              <w:rPr>
+                <w:rFonts w:ascii="Open Sans" w:cs="Open Sans" w:eastAsia="Open Sans" w:hAnsi="Open Sans"/>
+                <w:b/>
+                <w:bCs/>
+                <w:color w:val="FFFFFF"/>
+                <w:sz w:val="20"/>
+                <w:szCs w:val="20"/>
+              </w:rPr>
+              <w:t xml:space="preserve">What It Means</w:t>
+            </w:r>
+          </w:p>
+        </w:tc>
+        <w:tc>
+          <w:tcPr>
+            <w:tcW w:type="dxa" w:w="3701"/>
+            <w:tcBorders>
+              <w:top w:val="single" w:color="E9ECEF" w:sz="4"/>
+              <w:left w:val="single" w:color="E9ECEF" w:sz="4"/>
+              <w:bottom w:val="single" w:color="E9ECEF" w:sz="4"/>
+              <w:right w:val="single" w:color="E9ECEF" w:sz="4"/>
+            </w:tcBorders>
+            <w:shd w:fill="1A1A2E" w:val="clear"/>
+            <w:tcMar>
+              <w:top w:type="dxa" w:w="120"/>
+              <w:left w:type="dxa" w:w="140"/>
+              <w:bottom w:type="dxa" w:w="120"/>
+              <w:right w:type="dxa" w:w="140"/>
+            </w:tcMar>
+            <w:vAlign w:val="center"/>
+          </w:tcPr>
+          <w:p>
+            <w:pPr>
+              <w:jc w:val="left"/>
+            </w:pPr>
+            <w:r>
+              <w:rPr>
+                <w:rFonts w:ascii="Open Sans" w:cs="Open Sans" w:eastAsia="Open Sans" w:hAnsi="Open Sans"/>
+                <w:b/>
+                <w:bCs/>
+                <w:color w:val="FFFFFF"/>
+                <w:sz w:val="20"/>
+                <w:szCs w:val="20"/>
+              </w:rPr>
+              <w:t xml:space="preserve">How Technijian Controls It</w:t>
+            </w:r>
+          </w:p>
+        </w:tc>
+      </w:tr>
+      <w:tr>
+        <w:trPr>
+          <w:cantSplit/>
+        </w:trPr>
+        <w:tc>
+          <w:tcPr>
+            <w:tcW w:type="dxa" w:w="1959"/>
+            <w:tcBorders>
+              <w:top w:val="single" w:color="E9ECEF" w:sz="4"/>
+              <w:left w:val="single" w:color="E9ECEF" w:sz="4"/>
+              <w:bottom w:val="single" w:color="E9ECEF" w:sz="4"/>
+              <w:right w:val="single" w:color="E9ECEF" w:sz="4"/>
+            </w:tcBorders>
+            <w:shd w:fill="FFFFFF" w:val="clear"/>
+            <w:tcMar>
+              <w:top w:type="dxa" w:w="100"/>
+              <w:left w:type="dxa" w:w="140"/>
+              <w:bottom w:type="dxa" w:w="100"/>
+              <w:right w:type="dxa" w:w="140"/>
+            </w:tcMar>
+            <w:vAlign w:val="center"/>
+          </w:tcPr>
+          <w:p>
+            <w:pPr>
+              <w:jc w:val="left"/>
+            </w:pPr>
+            <w:r>
+              <w:rPr>
+                <w:rFonts w:ascii="Open Sans" w:cs="Open Sans" w:eastAsia="Open Sans" w:hAnsi="Open Sans"/>
+                <w:b w:val="false"/>
+                <w:bCs w:val="false"/>
+                <w:color w:val="59595B"/>
+                <w:sz w:val="20"/>
+                <w:szCs w:val="20"/>
+              </w:rPr>
+              <w:t xml:space="preserve">Hallucination</w:t>
+            </w:r>
+          </w:p>
+        </w:tc>
+        <w:tc>
+          <w:tcPr>
+            <w:tcW w:type="dxa" w:w="3700"/>
+            <w:tcBorders>
+              <w:top w:val="single" w:color="E9ECEF" w:sz="4"/>
+              <w:left w:val="single" w:color="E9ECEF" w:sz="4"/>
+              <w:bottom w:val="single" w:color="E9ECEF" w:sz="4"/>
+              <w:right w:val="single" w:color="E9ECEF" w:sz="4"/>
+            </w:tcBorders>
+            <w:shd w:fill="FFFFFF" w:val="clear"/>
+            <w:tcMar>
+              <w:top w:type="dxa" w:w="100"/>
+              <w:left w:type="dxa" w:w="140"/>
+              <w:bottom w:type="dxa" w:w="100"/>
+              <w:right w:type="dxa" w:w="140"/>
+            </w:tcMar>
+            <w:vAlign w:val="center"/>
+          </w:tcPr>
+          <w:p>
+            <w:pPr>
+              <w:jc w:val="left"/>
+            </w:pPr>
+            <w:r>
+              <w:rPr>
+                <w:rFonts w:ascii="Open Sans" w:cs="Open Sans" w:eastAsia="Open Sans" w:hAnsi="Open Sans"/>
+                <w:b w:val="false"/>
+                <w:bCs w:val="false"/>
+                <w:color w:val="59595B"/>
+                <w:sz w:val="20"/>
+                <w:szCs w:val="20"/>
+              </w:rPr>
+              <w:t xml:space="preserve">AI can state a confident, wrong answer</w:t>
+            </w:r>
+          </w:p>
+        </w:tc>
+        <w:tc>
+          <w:tcPr>
+            <w:tcW w:type="dxa" w:w="3701"/>
+            <w:tcBorders>
+              <w:top w:val="single" w:color="E9ECEF" w:sz="4"/>
+              <w:left w:val="single" w:color="E9ECEF" w:sz="4"/>
+              <w:bottom w:val="single" w:color="E9ECEF" w:sz="4"/>
+              <w:right w:val="single" w:color="E9ECEF" w:sz="4"/>
+            </w:tcBorders>
+            <w:shd w:fill="FFFFFF" w:val="clear"/>
+            <w:tcMar>
+              <w:top w:type="dxa" w:w="100"/>
+              <w:left w:type="dxa" w:w="140"/>
+              <w:bottom w:type="dxa" w:w="100"/>
+              <w:right w:type="dxa" w:w="140"/>
+            </w:tcMar>
+            <w:vAlign w:val="center"/>
+          </w:tcPr>
+          <w:p>
+            <w:pPr>
+              <w:jc w:val="left"/>
+            </w:pPr>
+            <w:r>
+              <w:rPr>
+                <w:rFonts w:ascii="Open Sans" w:cs="Open Sans" w:eastAsia="Open Sans" w:hAnsi="Open Sans"/>
+                <w:b w:val="false"/>
+                <w:bCs w:val="false"/>
+                <w:color w:val="59595B"/>
+                <w:sz w:val="20"/>
+                <w:szCs w:val="20"/>
+              </w:rPr>
+              <w:t xml:space="preserve">Human-in-the-loop review on anything district-facing or grant-bound — AI drafts, Jennifer approves</w:t>
+            </w:r>
+          </w:p>
+        </w:tc>
+      </w:tr>
+      <w:tr>
+        <w:trPr>
+          <w:cantSplit/>
+        </w:trPr>
+        <w:tc>
+          <w:tcPr>
+            <w:tcW w:type="dxa" w:w="1959"/>
+            <w:tcBorders>
+              <w:top w:val="single" w:color="E9ECEF" w:sz="4"/>
+              <w:left w:val="single" w:color="E9ECEF" w:sz="4"/>
+              <w:bottom w:val="single" w:color="E9ECEF" w:sz="4"/>
+              <w:right w:val="single" w:color="E9ECEF" w:sz="4"/>
+            </w:tcBorders>
+            <w:shd w:fill="F8F9FA" w:val="clear"/>
+            <w:tcMar>
+              <w:top w:type="dxa" w:w="100"/>
+              <w:left w:type="dxa" w:w="140"/>
+              <w:bottom w:type="dxa" w:w="100"/>
+              <w:right w:type="dxa" w:w="140"/>
+            </w:tcMar>
+            <w:vAlign w:val="center"/>
+          </w:tcPr>
+          <w:p>
+            <w:pPr>
+              <w:jc w:val="left"/>
+            </w:pPr>
+            <w:r>
+              <w:rPr>
+                <w:rFonts w:ascii="Open Sans" w:cs="Open Sans" w:eastAsia="Open Sans" w:hAnsi="Open Sans"/>
+                <w:b w:val="false"/>
+                <w:bCs w:val="false"/>
+                <w:color w:val="59595B"/>
+                <w:sz w:val="20"/>
+                <w:szCs w:val="20"/>
+              </w:rPr>
+              <w:t xml:space="preserve">Data leakage</w:t>
+            </w:r>
+          </w:p>
+        </w:tc>
+        <w:tc>
+          <w:tcPr>
+            <w:tcW w:type="dxa" w:w="3700"/>
+            <w:tcBorders>
+              <w:top w:val="single" w:color="E9ECEF" w:sz="4"/>
+              <w:left w:val="single" w:color="E9ECEF" w:sz="4"/>
+              <w:bottom w:val="single" w:color="E9ECEF" w:sz="4"/>
+              <w:right w:val="single" w:color="E9ECEF" w:sz="4"/>
+            </w:tcBorders>
+            <w:shd w:fill="F8F9FA" w:val="clear"/>
+            <w:tcMar>
+              <w:top w:type="dxa" w:w="100"/>
+              <w:left w:type="dxa" w:w="140"/>
+              <w:bottom w:type="dxa" w:w="100"/>
+              <w:right w:type="dxa" w:w="140"/>
+            </w:tcMar>
+            <w:vAlign w:val="center"/>
+          </w:tcPr>
+          <w:p>
+            <w:pPr>
+              <w:jc w:val="left"/>
+            </w:pPr>
+            <w:r>
+              <w:rPr>
+                <w:rFonts w:ascii="Open Sans" w:cs="Open Sans" w:eastAsia="Open Sans" w:hAnsi="Open Sans"/>
+                <w:b w:val="false"/>
+                <w:bCs w:val="false"/>
+                <w:color w:val="59595B"/>
+                <w:sz w:val="20"/>
+                <w:szCs w:val="20"/>
+              </w:rPr>
+              <w:t xml:space="preserve">Sensitive data pasted into public tools can escape</w:t>
+            </w:r>
+          </w:p>
+        </w:tc>
+        <w:tc>
+          <w:tcPr>
+            <w:tcW w:type="dxa" w:w="3701"/>
+            <w:tcBorders>
+              <w:top w:val="single" w:color="E9ECEF" w:sz="4"/>
+              <w:left w:val="single" w:color="E9ECEF" w:sz="4"/>
+              <w:bottom w:val="single" w:color="E9ECEF" w:sz="4"/>
+              <w:right w:val="single" w:color="E9ECEF" w:sz="4"/>
+            </w:tcBorders>
+            <w:shd w:fill="F8F9FA" w:val="clear"/>
+            <w:tcMar>
+              <w:top w:type="dxa" w:w="100"/>
+              <w:left w:type="dxa" w:w="140"/>
+              <w:bottom w:type="dxa" w:w="100"/>
+              <w:right w:type="dxa" w:w="140"/>
+            </w:tcMar>
+            <w:vAlign w:val="center"/>
+          </w:tcPr>
+          <w:p>
+            <w:pPr>
+              <w:jc w:val="left"/>
+            </w:pPr>
+            <w:r>
+              <w:rPr>
+                <w:rFonts w:ascii="Open Sans" w:cs="Open Sans" w:eastAsia="Open Sans" w:hAnsi="Open Sans"/>
+                <w:b w:val="false"/>
+                <w:bCs w:val="false"/>
+                <w:color w:val="59595B"/>
+                <w:sz w:val="20"/>
+                <w:szCs w:val="20"/>
+              </w:rPr>
+              <w:t xml:space="preserve">Private, governed AI deployments — district records, outcome data, and student-behavior data never touch a public model</w:t>
+            </w:r>
+          </w:p>
+        </w:tc>
+      </w:tr>
+      <w:tr>
+        <w:trPr>
+          <w:cantSplit/>
+        </w:trPr>
+        <w:tc>
+          <w:tcPr>
+            <w:tcW w:type="dxa" w:w="1959"/>
+            <w:tcBorders>
+              <w:top w:val="single" w:color="E9ECEF" w:sz="4"/>
+              <w:left w:val="single" w:color="E9ECEF" w:sz="4"/>
+              <w:bottom w:val="single" w:color="E9ECEF" w:sz="4"/>
+              <w:right w:val="single" w:color="E9ECEF" w:sz="4"/>
+            </w:tcBorders>
+            <w:shd w:fill="FFFFFF" w:val="clear"/>
+            <w:tcMar>
+              <w:top w:type="dxa" w:w="100"/>
+              <w:left w:type="dxa" w:w="140"/>
+              <w:bottom w:type="dxa" w:w="100"/>
+              <w:right w:type="dxa" w:w="140"/>
+            </w:tcMar>
+            <w:vAlign w:val="center"/>
+          </w:tcPr>
+          <w:p>
+            <w:pPr>
+              <w:jc w:val="left"/>
+            </w:pPr>
+            <w:r>
+              <w:rPr>
+                <w:rFonts w:ascii="Open Sans" w:cs="Open Sans" w:eastAsia="Open Sans" w:hAnsi="Open Sans"/>
+                <w:b w:val="false"/>
+                <w:bCs w:val="false"/>
+                <w:color w:val="59595B"/>
+                <w:sz w:val="20"/>
+                <w:szCs w:val="20"/>
+              </w:rPr>
+              <w:t xml:space="preserve">Compliance &amp; accountability</w:t>
+            </w:r>
+          </w:p>
+        </w:tc>
+        <w:tc>
+          <w:tcPr>
+            <w:tcW w:type="dxa" w:w="3700"/>
+            <w:tcBorders>
+              <w:top w:val="single" w:color="E9ECEF" w:sz="4"/>
+              <w:left w:val="single" w:color="E9ECEF" w:sz="4"/>
+              <w:bottom w:val="single" w:color="E9ECEF" w:sz="4"/>
+              <w:right w:val="single" w:color="E9ECEF" w:sz="4"/>
+            </w:tcBorders>
+            <w:shd w:fill="FFFFFF" w:val="clear"/>
+            <w:tcMar>
+              <w:top w:type="dxa" w:w="100"/>
+              <w:left w:type="dxa" w:w="140"/>
+              <w:bottom w:type="dxa" w:w="100"/>
+              <w:right w:type="dxa" w:w="140"/>
+            </w:tcMar>
+            <w:vAlign w:val="center"/>
+          </w:tcPr>
+          <w:p>
+            <w:pPr>
+              <w:jc w:val="left"/>
+            </w:pPr>
+            <w:r>
+              <w:rPr>
+                <w:rFonts w:ascii="Open Sans" w:cs="Open Sans" w:eastAsia="Open Sans" w:hAnsi="Open Sans"/>
+                <w:b w:val="false"/>
+                <w:bCs w:val="false"/>
+                <w:color w:val="59595B"/>
+                <w:sz w:val="20"/>
+                <w:szCs w:val="20"/>
+              </w:rPr>
+              <w:t xml:space="preserve">Untracked AI tools create audit gaps</w:t>
+            </w:r>
+          </w:p>
+        </w:tc>
+        <w:tc>
+          <w:tcPr>
+            <w:tcW w:type="dxa" w:w="3701"/>
+            <w:tcBorders>
+              <w:top w:val="single" w:color="E9ECEF" w:sz="4"/>
+              <w:left w:val="single" w:color="E9ECEF" w:sz="4"/>
+              <w:bottom w:val="single" w:color="E9ECEF" w:sz="4"/>
+              <w:right w:val="single" w:color="E9ECEF" w:sz="4"/>
+            </w:tcBorders>
+            <w:shd w:fill="FFFFFF" w:val="clear"/>
+            <w:tcMar>
+              <w:top w:type="dxa" w:w="100"/>
+              <w:left w:type="dxa" w:w="140"/>
+              <w:bottom w:type="dxa" w:w="100"/>
+              <w:right w:type="dxa" w:w="140"/>
+            </w:tcMar>
+            <w:vAlign w:val="center"/>
+          </w:tcPr>
+          <w:p>
+            <w:pPr>
+              <w:jc w:val="left"/>
+            </w:pPr>
+            <w:r>
+              <w:rPr>
+                <w:rFonts w:ascii="Open Sans" w:cs="Open Sans" w:eastAsia="Open Sans" w:hAnsi="Open Sans"/>
+                <w:b w:val="false"/>
+                <w:bCs w:val="false"/>
+                <w:color w:val="59595B"/>
+                <w:sz w:val="20"/>
+                <w:szCs w:val="20"/>
+              </w:rPr>
+              <w:t xml:space="preserve">Every AI tool inventoried with owner, vendor, and data source — FERPA-aware, led by a CISSP-certified team</w:t>
+            </w:r>
+          </w:p>
+        </w:tc>
+      </w:tr>
+    </w:tbl>
+    <w:p>
+      <w:pPr>
+        <w:spacing w:after="0" w:before="140"/>
+      </w:pPr>
+      <w:r>
+        <w:t xml:space="preserve"/>
+      </w:r>
+    </w:p>
+    <w:p>
+      <w:pPr>
+        <w:pStyle w:val="Heading2"/>
+        <w:keepNext/>
+        <w:keepLines/>
+        <w:spacing w:after="120" w:before="280"/>
+      </w:pPr>
+      <w:r>
+        <w:rPr>
+          <w:rFonts w:ascii="Open Sans" w:cs="Open Sans" w:eastAsia="Open Sans" w:hAnsi="Open Sans"/>
+          <w:b/>
+          <w:bCs/>
+          <w:color w:val="006DB6"/>
+          <w:sz w:val="26"/>
+          <w:szCs w:val="26"/>
+        </w:rPr>
+        <w:t xml:space="preserve">What Comparable Organizations Are Already Doing</w:t>
+      </w:r>
+    </w:p>
+    <w:p>
+      <w:pPr>
+        <w:pStyle w:val="ListParagraph"/>
+        <w:numPr>
+          <w:ilvl w:val="0"/>
+          <w:numId w:val="2"/>
+        </w:numPr>
+        <w:spacing w:after="80" w:before="40" w:line="300"/>
+      </w:pPr>
+      <w:r>
+        <w:rPr>
+          <w:rFonts w:ascii="Open Sans" w:cs="Open Sans" w:eastAsia="Open Sans" w:hAnsi="Open Sans"/>
+          <w:color w:val="59595B"/>
+          <w:sz w:val="22"/>
+          <w:szCs w:val="22"/>
+        </w:rPr>
+        <w:t xml:space="preserve">Education consulting: professional development providers are using AI search optimization to become the cited answer when district leaders ask AI tools "who does trauma-informed PD in California?" — capturing demand competitors never see.</w:t>
+      </w:r>
+    </w:p>
+    <w:p>
+      <w:pPr>
+        <w:pStyle w:val="ListParagraph"/>
+        <w:numPr>
+          <w:ilvl w:val="0"/>
+          <w:numId w:val="2"/>
+        </w:numPr>
+        <w:spacing w:after="80" w:before="40" w:line="300"/>
+      </w:pPr>
+      <w:r>
+        <w:rPr>
+          <w:rFonts w:ascii="Open Sans" w:cs="Open Sans" w:eastAsia="Open Sans" w:hAnsi="Open Sans"/>
+          <w:color w:val="59595B"/>
+          <w:sz w:val="22"/>
+          <w:szCs w:val="22"/>
+        </w:rPr>
+        <w:t xml:space="preserve">Grant-funded services: organizations that depend on public funding are using AI to identify open grants and draft application narratives, responding to more opportunities with the same small team.</w:t>
+      </w:r>
+    </w:p>
+    <w:p>
+      <w:pPr>
+        <w:pStyle w:val="ListParagraph"/>
+        <w:numPr>
+          <w:ilvl w:val="0"/>
+          <w:numId w:val="2"/>
+        </w:numPr>
+        <w:spacing w:after="80" w:before="40" w:line="300"/>
+      </w:pPr>
+      <w:r>
+        <w:rPr>
+          <w:rFonts w:ascii="Open Sans" w:cs="Open Sans" w:eastAsia="Open Sans" w:hAnsi="Open Sans"/>
+          <w:color w:val="59595B"/>
+          <w:sz w:val="22"/>
+          <w:szCs w:val="22"/>
+        </w:rPr>
+        <w:t xml:space="preserve">Founder-led practices: solo and small expert consultancies are packaging their methodology into online and on-demand formats so delivery is no longer capped by one person's calendar.</w:t>
+      </w:r>
+    </w:p>
+    <w:p>
+      <w:pPr>
+        <w:spacing w:after="140" w:before="40" w:line="320"/>
+        <w:jc w:val="both"/>
+      </w:pPr>
+      <w:r>
+        <w:rPr>
+          <w:rFonts w:ascii="Open Sans" w:cs="Open Sans" w:eastAsia="Open Sans" w:hAnsi="Open Sans"/>
+          <w:b w:val="false"/>
+          <w:bCs w:val="false"/>
+          <w:i/>
+          <w:iCs/>
+          <w:color w:val="59595B"/>
+          <w:sz w:val="19"/>
+          <w:szCs w:val="19"/>
+        </w:rPr>
+        <w:t xml:space="preserve">These are representative directions of travel across comparable organizations, not guarantees; ThriveWell's own numbers would be confirmed in discovery. Technijian's specific results from prior builds appear in Section 9 (Capability Proof).</w:t>
+      </w:r>
+    </w:p>
+    <w:p>
+      <w:pPr>
+        <w:spacing w:after="0" w:before="140"/>
+      </w:pPr>
+      <w:r>
+        <w:t xml:space="preserve"/>
+      </w:r>
+    </w:p>
+    <w:p>
+      <w:pPr>
+        <w:pStyle w:val="Heading2"/>
+        <w:keepNext/>
+        <w:keepLines/>
+        <w:spacing w:after="120" w:before="280"/>
+      </w:pPr>
+      <w:r>
+        <w:rPr>
+          <w:rFonts w:ascii="Open Sans" w:cs="Open Sans" w:eastAsia="Open Sans" w:hAnsi="Open Sans"/>
+          <w:b/>
+          <w:bCs/>
+          <w:color w:val="006DB6"/>
+          <w:sz w:val="26"/>
+          <w:szCs w:val="26"/>
+        </w:rPr>
+        <w:t xml:space="preserve">A Day in the Life — A ThriveWell District-Outreach Week</w:t>
+      </w:r>
+    </w:p>
+    <w:tbl>
+      <w:tblPr>
+        <w:tblW w:type="dxa" w:w="9360"/>
+        <w:tblBorders>
+          <w:top w:val="single" w:color="auto" w:sz="4"/>
+          <w:left w:val="single" w:color="auto" w:sz="4"/>
+          <w:bottom w:val="single" w:color="auto" w:sz="4"/>
+          <w:right w:val="single" w:color="auto" w:sz="4"/>
+          <w:insideH w:val="single" w:color="auto" w:sz="4"/>
+          <w:insideV w:val="single" w:color="auto" w:sz="4"/>
+        </w:tblBorders>
+      </w:tblPr>
+      <w:tblGrid>
+        <w:gridCol w:w="80"/>
+        <w:gridCol w:w="9280"/>
+      </w:tblGrid>
+      <w:tr>
+        <w:trPr>
+          <w:cantSplit/>
+        </w:trPr>
+        <w:tc>
+          <w:tcPr>
+            <w:tcW w:type="dxa" w:w="80"/>
+            <w:tcBorders>
+              <w:top w:val="none" w:color="FFFFFF" w:sz="0"/>
+              <w:left w:val="none" w:color="FFFFFF" w:sz="0"/>
+              <w:bottom w:val="none" w:color="FFFFFF" w:sz="0"/>
+              <w:right w:val="none" w:color="FFFFFF" w:sz="0"/>
+            </w:tcBorders>
+            <w:shd w:fill="006DB6" w:val="clear"/>
+          </w:tcPr>
+          <w:p>
+            <w:r>
+              <w:t xml:space="preserve"/>
+            </w:r>
+          </w:p>
+        </w:tc>
+        <w:tc>
+          <w:tcPr>
+            <w:tcW w:type="dxa" w:w="9280"/>
+            <w:tcBorders>
+              <w:top w:val="none" w:color="FFFFFF" w:sz="0"/>
+              <w:left w:val="none" w:color="FFFFFF" w:sz="0"/>
+              <w:bottom w:val="none" w:color="FFFFFF" w:sz="0"/>
+              <w:right w:val="none" w:color="FFFFFF" w:sz="0"/>
+            </w:tcBorders>
+            <w:shd w:fill="F8F9FA" w:val="clear"/>
+            <w:tcMar>
+              <w:top w:type="dxa" w:w="160"/>
+              <w:left w:type="dxa" w:w="240"/>
+              <w:bottom w:type="dxa" w:w="160"/>
+              <w:right w:type="dxa" w:w="200"/>
+            </w:tcMar>
+          </w:tcPr>
+          <w:p>
+            <w:pPr>
+              <w:keepNext/>
+              <w:keepLines/>
+              <w:spacing w:after="80" w:before="80"/>
+            </w:pPr>
+            <w:r>
+              <w:rPr>
+                <w:rFonts w:ascii="Open Sans" w:cs="Open Sans" w:eastAsia="Open Sans" w:hAnsi="Open Sans"/>
+                <w:b/>
+                <w:bCs/>
+                <w:color w:val="006DB6"/>
+                <w:sz w:val="22"/>
+                <w:szCs w:val="22"/>
+              </w:rPr>
+              <w:t xml:space="preserve">Before vs. After AI</w:t>
+            </w:r>
+          </w:p>
+          <w:p>
+            <w:pPr>
+              <w:keepNext/>
+              <w:keepLines/>
+              <w:spacing w:after="60" w:before="40" w:line="300"/>
+            </w:pPr>
+            <w:r>
+              <w:rPr>
+                <w:rFonts w:ascii="Open Sans" w:cs="Open Sans" w:eastAsia="Open Sans" w:hAnsi="Open Sans"/>
+                <w:color w:val="59595B"/>
+                <w:sz w:val="20"/>
+                <w:szCs w:val="20"/>
+              </w:rPr>
+              <w:t xml:space="preserve">TODAY: Jennifer hears about a district's new wellness funding by chance — a referral, a conference hallway, an email forward. She drafts each outreach note from scratch, researches the district's situation by hand, and chases grant deadlines from memory — all between delivering the actual coaching that pays the bills.</w:t>
+            </w:r>
+          </w:p>
+          <w:p>
+            <w:pPr>
+              <w:keepNext w:val="false"/>
+              <w:keepLines/>
+              <w:spacing w:after="60" w:before="40" w:line="300"/>
+            </w:pPr>
+            <w:r>
+              <w:rPr>
+                <w:rFonts w:ascii="Open Sans" w:cs="Open Sans" w:eastAsia="Open Sans" w:hAnsi="Open Sans"/>
+                <w:color w:val="59595B"/>
+                <w:sz w:val="20"/>
+                <w:szCs w:val="20"/>
+              </w:rPr>
+              <w:t xml:space="preserve">WITH AI: A monitoring system surfaces the handful of California districts that just won CYBHI/CCSPP funding or changed superintendents this week; an AI assistant drafts a tailored note referencing that district's specific situation and the matching ThriveWell program; Jennifer reviews and sends. The same system flags grant deadlines and drafts narrative sections — so outreach happens consistently instead of only when she has a spare hour.</w:t>
+            </w:r>
+          </w:p>
+        </w:tc>
+      </w:tr>
+    </w:tbl>
+    <w:p>
+      <w:pPr>
+        <w:spacing w:after="0" w:before="140"/>
+      </w:pPr>
+      <w:r>
+        <w:t xml:space="preserve"/>
+      </w:r>
+    </w:p>
+    <w:p>
+      <w:pPr>
+        <w:pStyle w:val="Heading2"/>
+        <w:keepNext/>
+        <w:keepLines/>
+        <w:spacing w:after="120" w:before="280"/>
+      </w:pPr>
+      <w:r>
+        <w:rPr>
+          <w:rFonts w:ascii="Open Sans" w:cs="Open Sans" w:eastAsia="Open Sans" w:hAnsi="Open Sans"/>
+          <w:b/>
+          <w:bCs/>
+          <w:color w:val="006DB6"/>
+          <w:sz w:val="26"/>
+          <w:szCs w:val="26"/>
+        </w:rPr>
+        <w:t xml:space="preserve">Why a Partner — vs. Hiring or Doing It Yourself</w:t>
+      </w:r>
+    </w:p>
+    <w:tbl>
+      <w:tblPr>
+        <w:tblW w:type="dxa" w:w="9360"/>
+        <w:tblBorders>
+          <w:top w:val="single" w:color="auto" w:sz="4"/>
+          <w:left w:val="single" w:color="auto" w:sz="4"/>
+          <w:bottom w:val="single" w:color="auto" w:sz="4"/>
+          <w:right w:val="single" w:color="auto" w:sz="4"/>
+          <w:insideH w:val="single" w:color="auto" w:sz="4"/>
+          <w:insideV w:val="single" w:color="auto" w:sz="4"/>
+        </w:tblBorders>
+      </w:tblPr>
+      <w:tblGrid>
+        <w:gridCol w:w="2269"/>
+        <w:gridCol w:w="7091"/>
+      </w:tblGrid>
+      <w:tr>
+        <w:trPr>
+          <w:cantSplit/>
+          <w:tblHeader/>
+        </w:trPr>
+        <w:tc>
+          <w:tcPr>
+            <w:tcW w:type="dxa" w:w="2269"/>
+            <w:tcBorders>
+              <w:top w:val="single" w:color="E9ECEF" w:sz="4"/>
+              <w:left w:val="single" w:color="E9ECEF" w:sz="4"/>
+              <w:bottom w:val="single" w:color="E9ECEF" w:sz="4"/>
+              <w:right w:val="single" w:color="E9ECEF" w:sz="4"/>
+            </w:tcBorders>
+            <w:shd w:fill="006DB6" w:val="clear"/>
+            <w:tcMar>
+              <w:top w:type="dxa" w:w="120"/>
+              <w:left w:type="dxa" w:w="140"/>
+              <w:bottom w:type="dxa" w:w="120"/>
+              <w:right w:type="dxa" w:w="140"/>
+            </w:tcMar>
+            <w:vAlign w:val="center"/>
+          </w:tcPr>
+          <w:p>
+            <w:pPr>
+              <w:jc w:val="left"/>
+            </w:pPr>
+            <w:r>
+              <w:rPr>
+                <w:rFonts w:ascii="Open Sans" w:cs="Open Sans" w:eastAsia="Open Sans" w:hAnsi="Open Sans"/>
+                <w:b/>
+                <w:bCs/>
+                <w:color w:val="FFFFFF"/>
+                <w:sz w:val="20"/>
+                <w:szCs w:val="20"/>
+              </w:rPr>
+              <w:t xml:space="preserve">Path</w:t>
+            </w:r>
+          </w:p>
+        </w:tc>
+        <w:tc>
+          <w:tcPr>
+            <w:tcW w:type="dxa" w:w="7091"/>
+            <w:tcBorders>
+              <w:top w:val="single" w:color="E9ECEF" w:sz="4"/>
+              <w:left w:val="single" w:color="E9ECEF" w:sz="4"/>
+              <w:bottom w:val="single" w:color="E9ECEF" w:sz="4"/>
+              <w:right w:val="single" w:color="E9ECEF" w:sz="4"/>
+            </w:tcBorders>
+            <w:shd w:fill="006DB6" w:val="clear"/>
+            <w:tcMar>
+              <w:top w:type="dxa" w:w="120"/>
+              <w:left w:type="dxa" w:w="140"/>
+              <w:bottom w:type="dxa" w:w="120"/>
+              <w:right w:type="dxa" w:w="140"/>
+            </w:tcMar>
+            <w:vAlign w:val="center"/>
+          </w:tcPr>
+          <w:p>
+            <w:pPr>
+              <w:jc w:val="left"/>
+            </w:pPr>
+            <w:r>
+              <w:rPr>
+                <w:rFonts w:ascii="Open Sans" w:cs="Open Sans" w:eastAsia="Open Sans" w:hAnsi="Open Sans"/>
+                <w:b/>
+                <w:bCs/>
+                <w:color w:val="FFFFFF"/>
+                <w:sz w:val="20"/>
+                <w:szCs w:val="20"/>
+              </w:rPr>
+              <w:t xml:space="preserve">Reality</w:t>
+            </w:r>
+          </w:p>
+        </w:tc>
+      </w:tr>
+      <w:tr>
+        <w:trPr>
+          <w:cantSplit/>
+        </w:trPr>
+        <w:tc>
+          <w:tcPr>
+            <w:tcW w:type="dxa" w:w="2269"/>
+            <w:tcBorders>
+              <w:top w:val="single" w:color="E9ECEF" w:sz="4"/>
+              <w:left w:val="single" w:color="E9ECEF" w:sz="4"/>
+              <w:bottom w:val="single" w:color="E9ECEF" w:sz="4"/>
+              <w:right w:val="single" w:color="E9ECEF" w:sz="4"/>
+            </w:tcBorders>
+            <w:shd w:fill="FFFFFF" w:val="clear"/>
+            <w:tcMar>
+              <w:top w:type="dxa" w:w="100"/>
+              <w:left w:type="dxa" w:w="140"/>
+              <w:bottom w:type="dxa" w:w="100"/>
+              <w:right w:type="dxa" w:w="140"/>
+            </w:tcMar>
+            <w:vAlign w:val="center"/>
+          </w:tcPr>
+          <w:p>
+            <w:pPr>
+              <w:jc w:val="left"/>
+            </w:pPr>
+            <w:r>
+              <w:rPr>
+                <w:rFonts w:ascii="Open Sans" w:cs="Open Sans" w:eastAsia="Open Sans" w:hAnsi="Open Sans"/>
+                <w:b w:val="false"/>
+                <w:bCs w:val="false"/>
+                <w:color w:val="59595B"/>
+                <w:sz w:val="20"/>
+                <w:szCs w:val="20"/>
+              </w:rPr>
+              <w:t xml:space="preserve">DIY tools</w:t>
+            </w:r>
+          </w:p>
+        </w:tc>
+        <w:tc>
+          <w:tcPr>
+            <w:tcW w:type="dxa" w:w="7091"/>
+            <w:tcBorders>
+              <w:top w:val="single" w:color="E9ECEF" w:sz="4"/>
+              <w:left w:val="single" w:color="E9ECEF" w:sz="4"/>
+              <w:bottom w:val="single" w:color="E9ECEF" w:sz="4"/>
+              <w:right w:val="single" w:color="E9ECEF" w:sz="4"/>
+            </w:tcBorders>
+            <w:shd w:fill="FFFFFF" w:val="clear"/>
+            <w:tcMar>
+              <w:top w:type="dxa" w:w="100"/>
+              <w:left w:type="dxa" w:w="140"/>
+              <w:bottom w:type="dxa" w:w="100"/>
+              <w:right w:type="dxa" w:w="140"/>
+            </w:tcMar>
+            <w:vAlign w:val="center"/>
+          </w:tcPr>
+          <w:p>
+            <w:pPr>
+              <w:jc w:val="left"/>
+            </w:pPr>
+            <w:r>
+              <w:rPr>
+                <w:rFonts w:ascii="Open Sans" w:cs="Open Sans" w:eastAsia="Open Sans" w:hAnsi="Open Sans"/>
+                <w:b w:val="false"/>
+                <w:bCs w:val="false"/>
+                <w:color w:val="59595B"/>
+                <w:sz w:val="20"/>
+                <w:szCs w:val="20"/>
+              </w:rPr>
+              <w:t xml:space="preserve">Inexpensive, but ThriveWell assembles, secures, and governs everything — and owns the three risks above alone, on top of delivering client work</w:t>
+            </w:r>
+          </w:p>
+        </w:tc>
+      </w:tr>
+      <w:tr>
+        <w:trPr>
+          <w:cantSplit/>
+        </w:trPr>
+        <w:tc>
+          <w:tcPr>
+            <w:tcW w:type="dxa" w:w="2269"/>
+            <w:tcBorders>
+              <w:top w:val="single" w:color="E9ECEF" w:sz="4"/>
+              <w:left w:val="single" w:color="E9ECEF" w:sz="4"/>
+              <w:bottom w:val="single" w:color="E9ECEF" w:sz="4"/>
+              <w:right w:val="single" w:color="E9ECEF" w:sz="4"/>
+            </w:tcBorders>
+            <w:shd w:fill="F8F9FA" w:val="clear"/>
+            <w:tcMar>
+              <w:top w:type="dxa" w:w="100"/>
+              <w:left w:type="dxa" w:w="140"/>
+              <w:bottom w:type="dxa" w:w="100"/>
+              <w:right w:type="dxa" w:w="140"/>
+            </w:tcMar>
+            <w:vAlign w:val="center"/>
+          </w:tcPr>
+          <w:p>
+            <w:pPr>
+              <w:jc w:val="left"/>
+            </w:pPr>
+            <w:r>
+              <w:rPr>
+                <w:rFonts w:ascii="Open Sans" w:cs="Open Sans" w:eastAsia="Open Sans" w:hAnsi="Open Sans"/>
+                <w:b w:val="false"/>
+                <w:bCs w:val="false"/>
+                <w:color w:val="59595B"/>
+                <w:sz w:val="20"/>
+                <w:szCs w:val="20"/>
+              </w:rPr>
+              <w:t xml:space="preserve">Hire in-house</w:t>
+            </w:r>
+          </w:p>
+        </w:tc>
+        <w:tc>
+          <w:tcPr>
+            <w:tcW w:type="dxa" w:w="7091"/>
+            <w:tcBorders>
+              <w:top w:val="single" w:color="E9ECEF" w:sz="4"/>
+              <w:left w:val="single" w:color="E9ECEF" w:sz="4"/>
+              <w:bottom w:val="single" w:color="E9ECEF" w:sz="4"/>
+              <w:right w:val="single" w:color="E9ECEF" w:sz="4"/>
+            </w:tcBorders>
+            <w:shd w:fill="F8F9FA" w:val="clear"/>
+            <w:tcMar>
+              <w:top w:type="dxa" w:w="100"/>
+              <w:left w:type="dxa" w:w="140"/>
+              <w:bottom w:type="dxa" w:w="100"/>
+              <w:right w:type="dxa" w:w="140"/>
+            </w:tcMar>
+            <w:vAlign w:val="center"/>
+          </w:tcPr>
+          <w:p>
+            <w:pPr>
+              <w:jc w:val="left"/>
+            </w:pPr>
+            <w:r>
+              <w:rPr>
+                <w:rFonts w:ascii="Open Sans" w:cs="Open Sans" w:eastAsia="Open Sans" w:hAnsi="Open Sans"/>
+                <w:b w:val="false"/>
+                <w:bCs w:val="false"/>
+                <w:color w:val="59595B"/>
+                <w:sz w:val="20"/>
+                <w:szCs w:val="20"/>
+              </w:rPr>
+              <w:t xml:space="preserve">A capable AI/marketing leader typically costs $120K+/year and is scarce, and one person cannot cover strategy, build, security, and governance</w:t>
+            </w:r>
+          </w:p>
+        </w:tc>
+      </w:tr>
+      <w:tr>
+        <w:trPr>
+          <w:cantSplit/>
+        </w:trPr>
+        <w:tc>
+          <w:tcPr>
+            <w:tcW w:type="dxa" w:w="2269"/>
+            <w:tcBorders>
+              <w:top w:val="single" w:color="E9ECEF" w:sz="4"/>
+              <w:left w:val="single" w:color="E9ECEF" w:sz="4"/>
+              <w:bottom w:val="single" w:color="E9ECEF" w:sz="4"/>
+              <w:right w:val="single" w:color="E9ECEF" w:sz="4"/>
+            </w:tcBorders>
+            <w:shd w:fill="FFFFFF" w:val="clear"/>
+            <w:tcMar>
+              <w:top w:type="dxa" w:w="100"/>
+              <w:left w:type="dxa" w:w="140"/>
+              <w:bottom w:type="dxa" w:w="100"/>
+              <w:right w:type="dxa" w:w="140"/>
+            </w:tcMar>
+            <w:vAlign w:val="center"/>
+          </w:tcPr>
+          <w:p>
+            <w:pPr>
+              <w:jc w:val="left"/>
+            </w:pPr>
+            <w:r>
+              <w:rPr>
+                <w:rFonts w:ascii="Open Sans" w:cs="Open Sans" w:eastAsia="Open Sans" w:hAnsi="Open Sans"/>
+                <w:b/>
+                <w:bCs/>
+                <w:color w:val="59595B"/>
+                <w:sz w:val="20"/>
+                <w:szCs w:val="20"/>
+              </w:rPr>
+              <w:t xml:space="preserve">Partner (Technijian)</w:t>
+            </w:r>
+          </w:p>
+        </w:tc>
+        <w:tc>
+          <w:tcPr>
+            <w:tcW w:type="dxa" w:w="7091"/>
+            <w:tcBorders>
+              <w:top w:val="single" w:color="E9ECEF" w:sz="4"/>
+              <w:left w:val="single" w:color="E9ECEF" w:sz="4"/>
+              <w:bottom w:val="single" w:color="E9ECEF" w:sz="4"/>
+              <w:right w:val="single" w:color="E9ECEF" w:sz="4"/>
+            </w:tcBorders>
+            <w:shd w:fill="FFFFFF" w:val="clear"/>
+            <w:tcMar>
+              <w:top w:type="dxa" w:w="100"/>
+              <w:left w:type="dxa" w:w="140"/>
+              <w:bottom w:type="dxa" w:w="100"/>
+              <w:right w:type="dxa" w:w="140"/>
+            </w:tcMar>
+            <w:vAlign w:val="center"/>
+          </w:tcPr>
+          <w:p>
+            <w:pPr>
+              <w:jc w:val="left"/>
+            </w:pPr>
+            <w:r>
+              <w:rPr>
+                <w:rFonts w:ascii="Open Sans" w:cs="Open Sans" w:eastAsia="Open Sans" w:hAnsi="Open Sans"/>
+                <w:b/>
+                <w:bCs/>
+                <w:color w:val="59595B"/>
+                <w:sz w:val="20"/>
+                <w:szCs w:val="20"/>
+              </w:rPr>
+              <w:t xml:space="preserve">Strategy, build, security, and governance in one team at a fraction of a hire — with proven builds and CISSP-led security</w:t>
+            </w:r>
+          </w:p>
+        </w:tc>
+      </w:tr>
+    </w:tbl>
+    <w:p>
+      <w:pPr>
+        <w:spacing w:after="140" w:before="100" w:line="320"/>
+        <w:jc w:val="both"/>
+      </w:pPr>
+      <w:r>
+        <w:rPr>
+          <w:rFonts w:ascii="Open Sans" w:cs="Open Sans" w:eastAsia="Open Sans" w:hAnsi="Open Sans"/>
+          <w:b w:val="false"/>
+          <w:bCs w:val="false"/>
+          <w:i/>
+          <w:iCs/>
+          <w:color w:val="59595B"/>
+          <w:sz w:val="18"/>
+          <w:szCs w:val="18"/>
+        </w:rPr>
+        <w:t xml:space="preserve">Sources cited in this section: MIT Sloan Management (AI literacy); Anthropic (AI system design); the widely-used five-stage AI maturity model (consistent with Gartner and Google Cloud frameworks); U.S. NIST AI Risk Management Framework. Full references in the Appendix.</w:t>
+      </w:r>
+    </w:p>
+    <w:p>
+      <w:pPr>
+        <w:pStyle w:val="Heading1"/>
+        <w:keepNext/>
+        <w:pageBreakBefore/>
+        <w:spacing w:after="120" w:before="0" w:line="240"/>
+      </w:pPr>
+      <w:r>
+        <w:rPr>
+          <w:rFonts w:ascii="Open Sans" w:cs="Open Sans" w:eastAsia="Open Sans" w:hAnsi="Open Sans"/>
+          <w:color w:val="FFFFFF"/>
+          <w:sz w:val="2"/>
+          <w:szCs w:val="2"/>
+        </w:rPr>
+        <w:t xml:space="preserve">11  The ThriveWell AI Growth Engine</w:t>
+      </w:r>
+    </w:p>
+    <w:tbl>
+      <w:tblPr>
+        <w:tblW w:type="dxa" w:w="9360"/>
+        <w:tblBorders>
+          <w:top w:val="none" w:color="FFFFFF" w:sz="0"/>
+          <w:left w:val="none" w:color="FFFFFF" w:sz="0"/>
+          <w:bottom w:val="none" w:color="FFFFFF" w:sz="0"/>
+          <w:right w:val="none" w:color="FFFFFF" w:sz="0"/>
+          <w:insideH w:val="single" w:color="auto" w:sz="4"/>
+          <w:insideV w:val="single" w:color="auto" w:sz="4"/>
+        </w:tblBorders>
+      </w:tblPr>
+      <w:tblGrid>
+        <w:gridCol w:w="120"/>
+        <w:gridCol w:w="9240"/>
+      </w:tblGrid>
+      <w:tr>
+        <w:tc>
+          <w:tcPr>
+            <w:tcW w:type="dxa" w:w="120"/>
+            <w:tcBorders>
+              <w:top w:val="none" w:color="FFFFFF" w:sz="0"/>
+              <w:left w:val="none" w:color="FFFFFF" w:sz="0"/>
+              <w:bottom w:val="none" w:color="FFFFFF" w:sz="0"/>
+              <w:right w:val="none" w:color="FFFFFF" w:sz="0"/>
+            </w:tcBorders>
             <w:shd w:fill="1EAAC8" w:val="clear"/>
           </w:tcPr>
           <w:p>
@@ -11659,7 +14322,7 @@
                 <w:sz w:val="34"/>
                 <w:szCs w:val="34"/>
               </w:rPr>
-              <w:t xml:space="preserve">10  The ThriveWell AI Growth Engine</w:t>
+              <w:t xml:space="preserve">11  The ThriveWell AI Growth Engine</w:t>
             </w:r>
           </w:p>
         </w:tc>
@@ -12832,7 +15495,8 @@
       <w:pPr>
         <w:pStyle w:val="Heading1"/>
         <w:keepNext/>
-        <w:spacing w:after="120" w:before="480" w:line="240"/>
+        <w:pageBreakBefore/>
+        <w:spacing w:after="120" w:before="0" w:line="240"/>
       </w:pPr>
       <w:r>
         <w:rPr>
@@ -12841,7 +15505,7 @@
           <w:sz w:val="2"/>
           <w:szCs w:val="2"/>
         </w:rPr>
-        <w:t xml:space="preserve">11  Business Impact &amp; Service Investment</w:t>
+        <w:t xml:space="preserve">12  Business Impact &amp; Service Investment</w:t>
       </w:r>
     </w:p>
     <w:tbl>
@@ -12905,7 +15569,7 @@
                 <w:sz w:val="34"/>
                 <w:szCs w:val="34"/>
               </w:rPr>
-              <w:t xml:space="preserve">11  Business Impact &amp; Service Investment</w:t>
+              <w:t xml:space="preserve">12  Business Impact &amp; Service Investment</w:t>
             </w:r>
           </w:p>
         </w:tc>
@@ -12959,7 +15623,237 @@
     </w:p>
     <w:p>
       <w:pPr>
-        <w:spacing w:after="0" w:before="100"/>
+        <w:spacing w:after="0" w:before="120"/>
+      </w:pPr>
+      <w:r>
+        <w:t xml:space="preserve"/>
+      </w:r>
+    </w:p>
+    <w:tbl>
+      <w:tblPr>
+        <w:tblW w:type="dxa" w:w="9360"/>
+        <w:tblBorders>
+          <w:top w:val="single" w:color="auto" w:sz="4"/>
+          <w:left w:val="single" w:color="auto" w:sz="4"/>
+          <w:bottom w:val="single" w:color="auto" w:sz="4"/>
+          <w:right w:val="single" w:color="auto" w:sz="4"/>
+          <w:insideH w:val="single" w:color="auto" w:sz="4"/>
+          <w:insideV w:val="single" w:color="auto" w:sz="4"/>
+        </w:tblBorders>
+      </w:tblPr>
+      <w:tblGrid>
+        <w:gridCol w:w="80"/>
+        <w:gridCol w:w="9280"/>
+      </w:tblGrid>
+      <w:tr>
+        <w:trPr>
+          <w:cantSplit/>
+        </w:trPr>
+        <w:tc>
+          <w:tcPr>
+            <w:tcW w:type="dxa" w:w="80"/>
+            <w:tcBorders>
+              <w:top w:val="none" w:color="FFFFFF" w:sz="0"/>
+              <w:left w:val="none" w:color="FFFFFF" w:sz="0"/>
+              <w:bottom w:val="none" w:color="FFFFFF" w:sz="0"/>
+              <w:right w:val="none" w:color="FFFFFF" w:sz="0"/>
+            </w:tcBorders>
+            <w:shd w:fill="F67D4B" w:val="clear"/>
+          </w:tcPr>
+          <w:p>
+            <w:r>
+              <w:t xml:space="preserve"/>
+            </w:r>
+          </w:p>
+        </w:tc>
+        <w:tc>
+          <w:tcPr>
+            <w:tcW w:type="dxa" w:w="9280"/>
+            <w:tcBorders>
+              <w:top w:val="none" w:color="FFFFFF" w:sz="0"/>
+              <w:left w:val="none" w:color="FFFFFF" w:sz="0"/>
+              <w:bottom w:val="none" w:color="FFFFFF" w:sz="0"/>
+              <w:right w:val="none" w:color="FFFFFF" w:sz="0"/>
+            </w:tcBorders>
+            <w:shd w:fill="F8F9FA" w:val="clear"/>
+            <w:tcMar>
+              <w:top w:type="dxa" w:w="160"/>
+              <w:left w:type="dxa" w:w="240"/>
+              <w:bottom w:type="dxa" w:w="160"/>
+              <w:right w:type="dxa" w:w="200"/>
+            </w:tcMar>
+          </w:tcPr>
+          <w:p>
+            <w:pPr>
+              <w:keepNext/>
+              <w:keepLines/>
+              <w:spacing w:after="80" w:before="80"/>
+            </w:pPr>
+            <w:r>
+              <w:rPr>
+                <w:rFonts w:ascii="Open Sans" w:cs="Open Sans" w:eastAsia="Open Sans" w:hAnsi="Open Sans"/>
+                <w:b/>
+                <w:bCs/>
+                <w:color w:val="F67D4B"/>
+                <w:sz w:val="22"/>
+                <w:szCs w:val="22"/>
+              </w:rPr>
+              <w:t xml:space="preserve">AI as a Managed Investment — Not a Leap of Faith</w:t>
+            </w:r>
+          </w:p>
+          <w:p>
+            <w:pPr>
+              <w:keepNext/>
+              <w:keepLines/>
+              <w:spacing w:after="60" w:before="40" w:line="300"/>
+            </w:pPr>
+            <w:r>
+              <w:rPr>
+                <w:rFonts w:ascii="Open Sans" w:cs="Open Sans" w:eastAsia="Open Sans" w:hAnsi="Open Sans"/>
+                <w:color w:val="59595B"/>
+                <w:sz w:val="20"/>
+                <w:szCs w:val="20"/>
+              </w:rPr>
+              <w:t xml:space="preserve">The reason most AI spending disappoints is rarely the technology — it is the lack of measurement. Surveys of business adopters consistently find that a majority of organizations now use AI in some form, but only a minority report a clear financial impact; the difference is discipline, not budget.</w:t>
+            </w:r>
+          </w:p>
+          <w:p>
+            <w:pPr>
+              <w:keepNext w:val="false"/>
+              <w:keepLines/>
+              <w:spacing w:after="60" w:before="40" w:line="300"/>
+            </w:pPr>
+            <w:r>
+              <w:rPr>
+                <w:rFonts w:ascii="Open Sans" w:cs="Open Sans" w:eastAsia="Open Sans" w:hAnsi="Open Sans"/>
+                <w:color w:val="59595B"/>
+                <w:sz w:val="20"/>
+                <w:szCs w:val="20"/>
+              </w:rPr>
+              <w:t xml:space="preserve">Technijian runs every engagement with stage-gates: we track adoption, then operational improvement, then financial benefit against total cost — and if a pilot does not clear its cost at the gate, we stop and re-scope. ThriveWell carries the upside, not blind risk.</w:t>
+            </w:r>
+          </w:p>
+        </w:tc>
+      </w:tr>
+    </w:tbl>
+    <w:p>
+      <w:pPr>
+        <w:spacing w:after="0" w:before="120"/>
+      </w:pPr>
+      <w:r>
+        <w:t xml:space="preserve"/>
+      </w:r>
+    </w:p>
+    <w:tbl>
+      <w:tblPr>
+        <w:tblW w:type="dxa" w:w="9360"/>
+        <w:tblBorders>
+          <w:top w:val="single" w:color="auto" w:sz="4"/>
+          <w:left w:val="single" w:color="auto" w:sz="4"/>
+          <w:bottom w:val="single" w:color="auto" w:sz="4"/>
+          <w:right w:val="single" w:color="auto" w:sz="4"/>
+          <w:insideH w:val="single" w:color="auto" w:sz="4"/>
+          <w:insideV w:val="single" w:color="auto" w:sz="4"/>
+        </w:tblBorders>
+      </w:tblPr>
+      <w:tblGrid>
+        <w:gridCol w:w="80"/>
+        <w:gridCol w:w="9280"/>
+      </w:tblGrid>
+      <w:tr>
+        <w:trPr>
+          <w:cantSplit/>
+        </w:trPr>
+        <w:tc>
+          <w:tcPr>
+            <w:tcW w:type="dxa" w:w="80"/>
+            <w:tcBorders>
+              <w:top w:val="none" w:color="FFFFFF" w:sz="0"/>
+              <w:left w:val="none" w:color="FFFFFF" w:sz="0"/>
+              <w:bottom w:val="none" w:color="FFFFFF" w:sz="0"/>
+              <w:right w:val="none" w:color="FFFFFF" w:sz="0"/>
+            </w:tcBorders>
+            <w:shd w:fill="C0392B" w:val="clear"/>
+          </w:tcPr>
+          <w:p>
+            <w:r>
+              <w:t xml:space="preserve"/>
+            </w:r>
+          </w:p>
+        </w:tc>
+        <w:tc>
+          <w:tcPr>
+            <w:tcW w:type="dxa" w:w="9280"/>
+            <w:tcBorders>
+              <w:top w:val="none" w:color="FFFFFF" w:sz="0"/>
+              <w:left w:val="none" w:color="FFFFFF" w:sz="0"/>
+              <w:bottom w:val="none" w:color="FFFFFF" w:sz="0"/>
+              <w:right w:val="none" w:color="FFFFFF" w:sz="0"/>
+            </w:tcBorders>
+            <w:shd w:fill="F8F9FA" w:val="clear"/>
+            <w:tcMar>
+              <w:top w:type="dxa" w:w="160"/>
+              <w:left w:type="dxa" w:w="240"/>
+              <w:bottom w:type="dxa" w:w="160"/>
+              <w:right w:type="dxa" w:w="200"/>
+            </w:tcMar>
+          </w:tcPr>
+          <w:p>
+            <w:pPr>
+              <w:keepNext/>
+              <w:keepLines/>
+              <w:spacing w:after="80" w:before="80"/>
+            </w:pPr>
+            <w:r>
+              <w:rPr>
+                <w:rFonts w:ascii="Open Sans" w:cs="Open Sans" w:eastAsia="Open Sans" w:hAnsi="Open Sans"/>
+                <w:b/>
+                <w:bCs/>
+                <w:color w:val="C0392B"/>
+                <w:sz w:val="22"/>
+                <w:szCs w:val="22"/>
+              </w:rPr>
+              <w:t xml:space="preserve">The Cost of Waiting</w:t>
+            </w:r>
+          </w:p>
+          <w:p>
+            <w:pPr>
+              <w:keepNext/>
+              <w:keepLines/>
+              <w:spacing w:after="60" w:before="40" w:line="300"/>
+            </w:pPr>
+            <w:r>
+              <w:rPr>
+                <w:rFonts w:ascii="Open Sans" w:cs="Open Sans" w:eastAsia="Open Sans" w:hAnsi="Open Sans"/>
+                <w:color w:val="59595B"/>
+                <w:sz w:val="20"/>
+                <w:szCs w:val="20"/>
+              </w:rPr>
+              <w:t xml:space="preserve">AI-search visibility compounds, and it rewards whoever optimizes first. Every quarter ThriveWell is not cited, the assistants learn to answer "trauma-informed PD in California" with someone else — and that default, once set, is harder and more expensive to dislodge than to claim now.</w:t>
+            </w:r>
+          </w:p>
+          <w:p>
+            <w:pPr>
+              <w:keepNext w:val="false"/>
+              <w:keepLines/>
+              <w:spacing w:after="60" w:before="40" w:line="300"/>
+            </w:pPr>
+            <w:r>
+              <w:rPr>
+                <w:rFonts w:ascii="Open Sans" w:cs="Open Sans" w:eastAsia="Open Sans" w:hAnsi="Open Sans"/>
+                <w:color w:val="59595B"/>
+                <w:sz w:val="20"/>
+                <w:szCs w:val="20"/>
+              </w:rPr>
+              <w:t xml:space="preserve">California's funding window is the same shape. The CYBHI/CCSPP dollars are being allocated now; the districts that find a credible partner first will spend them first. The cost of waiting is not zero — it is a competitor becoming the default answer, and a funding cycle spent elsewhere.</w:t>
+            </w:r>
+          </w:p>
+        </w:tc>
+      </w:tr>
+    </w:tbl>
+    <w:p>
+      <w:pPr>
+        <w:spacing w:after="0" w:before="160"/>
       </w:pPr>
       <w:r>
         <w:t xml:space="preserve"/>
@@ -12981,7 +15875,26 @@
           <w:sz w:val="26"/>
           <w:szCs w:val="26"/>
         </w:rPr>
-        <w:t xml:space="preserve">Entry Investment — Phase 1 (Y1)</w:t>
+        <w:t xml:space="preserve">The Entry Offer — The 90-Day AI Visibility Pilot</w:t>
+      </w:r>
+    </w:p>
+    <w:p>
+      <w:pPr>
+        <w:spacing w:after="140" w:before="0" w:line="320"/>
+        <w:jc w:val="both"/>
+      </w:pPr>
+      <w:r>
+        <w:rPr>
+          <w:rFonts w:ascii="Open Sans" w:cs="Open Sans" w:eastAsia="Open Sans" w:hAnsi="Open Sans"/>
+          <w:b w:val="false"/>
+          <w:bCs w:val="false"/>
+          <w:i w:val="false"/>
+          <w:iCs w:val="false"/>
+          <w:color w:val="59595B"/>
+          <w:sz w:val="22"/>
+          <w:szCs w:val="22"/>
+        </w:rPr>
+        <w:t xml:space="preserve">Start with one clearly-scoped, fixed-price program — not an open-ended engagement. The pilot stands up ThriveWell's AI-search and organic visibility, sharpens the AI growth strategy in a working session, and proves the lift before any larger build is discussed.</w:t>
       </w:r>
     </w:p>
     <w:tbl>
@@ -13548,6 +16461,121 @@
                 <w:szCs w:val="20"/>
               </w:rPr>
               <w:t xml:space="preserve">$34,988</w:t>
+            </w:r>
+          </w:p>
+        </w:tc>
+      </w:tr>
+    </w:tbl>
+    <w:p>
+      <w:pPr>
+        <w:spacing w:after="0" w:before="140"/>
+      </w:pPr>
+      <w:r>
+        <w:t xml:space="preserve"/>
+      </w:r>
+    </w:p>
+    <w:tbl>
+      <w:tblPr>
+        <w:tblW w:type="dxa" w:w="9360"/>
+        <w:tblBorders>
+          <w:top w:val="single" w:color="auto" w:sz="4"/>
+          <w:left w:val="single" w:color="auto" w:sz="4"/>
+          <w:bottom w:val="single" w:color="auto" w:sz="4"/>
+          <w:right w:val="single" w:color="auto" w:sz="4"/>
+          <w:insideH w:val="single" w:color="auto" w:sz="4"/>
+          <w:insideV w:val="single" w:color="auto" w:sz="4"/>
+        </w:tblBorders>
+      </w:tblPr>
+      <w:tblGrid>
+        <w:gridCol w:w="80"/>
+        <w:gridCol w:w="9280"/>
+      </w:tblGrid>
+      <w:tr>
+        <w:trPr>
+          <w:cantSplit/>
+        </w:trPr>
+        <w:tc>
+          <w:tcPr>
+            <w:tcW w:type="dxa" w:w="80"/>
+            <w:tcBorders>
+              <w:top w:val="none" w:color="FFFFFF" w:sz="0"/>
+              <w:left w:val="none" w:color="FFFFFF" w:sz="0"/>
+              <w:bottom w:val="none" w:color="FFFFFF" w:sz="0"/>
+              <w:right w:val="none" w:color="FFFFFF" w:sz="0"/>
+            </w:tcBorders>
+            <w:shd w:fill="F67D4B" w:val="clear"/>
+          </w:tcPr>
+          <w:p>
+            <w:r>
+              <w:t xml:space="preserve"/>
+            </w:r>
+          </w:p>
+        </w:tc>
+        <w:tc>
+          <w:tcPr>
+            <w:tcW w:type="dxa" w:w="9280"/>
+            <w:tcBorders>
+              <w:top w:val="none" w:color="FFFFFF" w:sz="0"/>
+              <w:left w:val="none" w:color="FFFFFF" w:sz="0"/>
+              <w:bottom w:val="none" w:color="FFFFFF" w:sz="0"/>
+              <w:right w:val="none" w:color="FFFFFF" w:sz="0"/>
+            </w:tcBorders>
+            <w:shd w:fill="F8F9FA" w:val="clear"/>
+            <w:tcMar>
+              <w:top w:type="dxa" w:w="160"/>
+              <w:left w:type="dxa" w:w="240"/>
+              <w:bottom w:type="dxa" w:w="160"/>
+              <w:right w:type="dxa" w:w="200"/>
+            </w:tcMar>
+          </w:tcPr>
+          <w:p>
+            <w:pPr>
+              <w:keepNext/>
+              <w:keepLines/>
+              <w:spacing w:after="80" w:before="80"/>
+            </w:pPr>
+            <w:r>
+              <w:rPr>
+                <w:rFonts w:ascii="Open Sans" w:cs="Open Sans" w:eastAsia="Open Sans" w:hAnsi="Open Sans"/>
+                <w:b/>
+                <w:bCs/>
+                <w:color w:val="F67D4B"/>
+                <w:sz w:val="22"/>
+                <w:szCs w:val="22"/>
+              </w:rPr>
+              <w:t xml:space="preserve">The Pilot Bar — and Our Commitment</w:t>
+            </w:r>
+          </w:p>
+          <w:p>
+            <w:pPr>
+              <w:keepNext/>
+              <w:keepLines/>
+              <w:spacing w:after="60" w:before="40" w:line="300"/>
+            </w:pPr>
+            <w:r>
+              <w:rPr>
+                <w:rFonts w:ascii="Open Sans" w:cs="Open Sans" w:eastAsia="Open Sans" w:hAnsi="Open Sans"/>
+                <w:color w:val="59595B"/>
+                <w:sz w:val="20"/>
+                <w:szCs w:val="20"/>
+              </w:rPr>
+              <w:t xml:space="preserve">Success metric: within 90 days, ThriveWell ranks on page one for at least one high-intent query (such as "trauma-informed professional development California") AND is cited by at least one major AI assistant (Google SGE, Perplexity, or ChatGPT) for a restorative-discipline / trauma-informed PD query.</w:t>
+            </w:r>
+          </w:p>
+          <w:p>
+            <w:pPr>
+              <w:keepNext w:val="false"/>
+              <w:keepLines/>
+              <w:spacing w:after="60" w:before="40" w:line="300"/>
+            </w:pPr>
+            <w:r>
+              <w:rPr>
+                <w:rFonts w:ascii="Open Sans" w:cs="Open Sans" w:eastAsia="Open Sans" w:hAnsi="Open Sans"/>
+                <w:color w:val="59595B"/>
+                <w:sz w:val="20"/>
+                <w:szCs w:val="20"/>
+              </w:rPr>
+              <w:t xml:space="preserve">Our commitment: the entry program is month-to-month after the initial term — no long lock-in, no obligation to continue if it does not hit the metric by day 90. If the pilot has not moved the needle by then, we will tell you honestly whether it is worth continuing. You carry the upside, not the risk.</w:t>
             </w:r>
           </w:p>
         </w:tc>
@@ -15831,7 +18859,8 @@
       <w:pPr>
         <w:pStyle w:val="Heading1"/>
         <w:keepNext/>
-        <w:spacing w:after="120" w:before="480" w:line="240"/>
+        <w:pageBreakBefore/>
+        <w:spacing w:after="120" w:before="0" w:line="240"/>
       </w:pPr>
       <w:r>
         <w:rPr>
@@ -15840,7 +18869,7 @@
           <w:sz w:val="2"/>
           <w:szCs w:val="2"/>
         </w:rPr>
-        <w:t xml:space="preserve">12  Implementation Roadmap</w:t>
+        <w:t xml:space="preserve">13  Implementation Roadmap</w:t>
       </w:r>
     </w:p>
     <w:tbl>
@@ -15904,7 +18933,7 @@
                 <w:sz w:val="34"/>
                 <w:szCs w:val="34"/>
               </w:rPr>
-              <w:t xml:space="preserve">12  Implementation Roadmap</w:t>
+              <w:t xml:space="preserve">13  Implementation Roadmap</w:t>
             </w:r>
           </w:p>
         </w:tc>
@@ -17442,7 +20471,8 @@
       <w:pPr>
         <w:pStyle w:val="Heading1"/>
         <w:keepNext/>
-        <w:spacing w:after="120" w:before="480" w:line="240"/>
+        <w:pageBreakBefore/>
+        <w:spacing w:after="120" w:before="0" w:line="240"/>
       </w:pPr>
       <w:r>
         <w:rPr>
@@ -17451,7 +20481,7 @@
           <w:sz w:val="2"/>
           <w:szCs w:val="2"/>
         </w:rPr>
-        <w:t xml:space="preserve">13  Quick Wins</w:t>
+        <w:t xml:space="preserve">14  Quick Wins</w:t>
       </w:r>
     </w:p>
     <w:tbl>
@@ -17515,7 +20545,7 @@
                 <w:sz w:val="34"/>
                 <w:szCs w:val="34"/>
               </w:rPr>
-              <w:t xml:space="preserve">13  Quick Wins</w:t>
+              <w:t xml:space="preserve">14  Quick Wins</w:t>
             </w:r>
           </w:p>
         </w:tc>
@@ -18146,7 +21176,8 @@
       <w:pPr>
         <w:pStyle w:val="Heading1"/>
         <w:keepNext/>
-        <w:spacing w:after="120" w:before="480" w:line="240"/>
+        <w:pageBreakBefore/>
+        <w:spacing w:after="120" w:before="0" w:line="240"/>
       </w:pPr>
       <w:r>
         <w:rPr>
@@ -18155,7 +21186,7 @@
           <w:sz w:val="2"/>
           <w:szCs w:val="2"/>
         </w:rPr>
-        <w:t xml:space="preserve">14  Questions to Calibrate This Plan</w:t>
+        <w:t xml:space="preserve">15  Questions to Calibrate This Plan</w:t>
       </w:r>
     </w:p>
     <w:tbl>
@@ -18219,7 +21250,7 @@
                 <w:sz w:val="34"/>
                 <w:szCs w:val="34"/>
               </w:rPr>
-              <w:t xml:space="preserve">14  Questions to Calibrate This Plan</w:t>
+              <w:t xml:space="preserve">15  Questions to Calibrate This Plan</w:t>
             </w:r>
           </w:p>
         </w:tc>
@@ -19155,7 +22186,8 @@
       <w:pPr>
         <w:pStyle w:val="Heading1"/>
         <w:keepNext/>
-        <w:spacing w:after="120" w:before="480" w:line="240"/>
+        <w:pageBreakBefore/>
+        <w:spacing w:after="120" w:before="0" w:line="240"/>
       </w:pPr>
       <w:r>
         <w:rPr>
@@ -19164,7 +22196,7 @@
           <w:sz w:val="2"/>
           <w:szCs w:val="2"/>
         </w:rPr>
-        <w:t xml:space="preserve">15  What Happens Next</w:t>
+        <w:t xml:space="preserve">16  Questions We Usually Get</w:t>
       </w:r>
     </w:p>
     <w:tbl>
@@ -19193,6 +22225,668 @@
               <w:bottom w:val="none" w:color="FFFFFF" w:sz="0"/>
               <w:right w:val="none" w:color="FFFFFF" w:sz="0"/>
             </w:tcBorders>
+            <w:shd w:fill="006DB6" w:val="clear"/>
+          </w:tcPr>
+          <w:p>
+            <w:r>
+              <w:t xml:space="preserve"/>
+            </w:r>
+          </w:p>
+        </w:tc>
+        <w:tc>
+          <w:tcPr>
+            <w:tcW w:type="dxa" w:w="9240"/>
+            <w:tcBorders>
+              <w:top w:val="none" w:color="FFFFFF" w:sz="0"/>
+              <w:left w:val="none" w:color="FFFFFF" w:sz="0"/>
+              <w:bottom w:val="none" w:color="FFFFFF" w:sz="0"/>
+              <w:right w:val="none" w:color="FFFFFF" w:sz="0"/>
+            </w:tcBorders>
+            <w:tcMar>
+              <w:top w:type="dxa" w:w="100"/>
+              <w:left w:type="dxa" w:w="200"/>
+              <w:bottom w:type="dxa" w:w="100"/>
+              <w:right w:type="dxa" w:w="0"/>
+            </w:tcMar>
+            <w:vAlign w:val="center"/>
+          </w:tcPr>
+          <w:p>
+            <w:r>
+              <w:rPr>
+                <w:rFonts w:ascii="Open Sans" w:cs="Open Sans" w:eastAsia="Open Sans" w:hAnsi="Open Sans"/>
+                <w:b/>
+                <w:bCs/>
+                <w:color w:val="006DB6"/>
+                <w:sz w:val="34"/>
+                <w:szCs w:val="34"/>
+              </w:rPr>
+              <w:t xml:space="preserve">16  Questions We Usually Get</w:t>
+            </w:r>
+          </w:p>
+        </w:tc>
+      </w:tr>
+    </w:tbl>
+    <w:p>
+      <w:pPr>
+        <w:spacing w:after="0" w:before="120"/>
+      </w:pPr>
+      <w:r>
+        <w:t xml:space="preserve"/>
+      </w:r>
+    </w:p>
+    <w:p>
+      <w:pPr>
+        <w:spacing w:after="140" w:before="0" w:line="320"/>
+        <w:jc w:val="both"/>
+      </w:pPr>
+      <w:r>
+        <w:rPr>
+          <w:rFonts w:ascii="Open Sans" w:cs="Open Sans" w:eastAsia="Open Sans" w:hAnsi="Open Sans"/>
+          <w:b w:val="false"/>
+          <w:bCs w:val="false"/>
+          <w:i w:val="false"/>
+          <w:iCs w:val="false"/>
+          <w:color w:val="59595B"/>
+          <w:sz w:val="22"/>
+          <w:szCs w:val="22"/>
+        </w:rPr>
+        <w:t xml:space="preserve">The honest answers to the questions ThriveWell's leadership is most likely asking right now.</w:t>
+      </w:r>
+    </w:p>
+    <w:p>
+      <w:pPr>
+        <w:spacing w:after="0" w:before="100"/>
+      </w:pPr>
+      <w:r>
+        <w:t xml:space="preserve"/>
+      </w:r>
+    </w:p>
+    <w:tbl>
+      <w:tblPr>
+        <w:tblW w:type="dxa" w:w="9360"/>
+        <w:tblBorders>
+          <w:top w:val="single" w:color="auto" w:sz="4"/>
+          <w:left w:val="single" w:color="auto" w:sz="4"/>
+          <w:bottom w:val="single" w:color="auto" w:sz="4"/>
+          <w:right w:val="single" w:color="auto" w:sz="4"/>
+          <w:insideH w:val="single" w:color="auto" w:sz="4"/>
+          <w:insideV w:val="single" w:color="auto" w:sz="4"/>
+        </w:tblBorders>
+      </w:tblPr>
+      <w:tblGrid>
+        <w:gridCol w:w="3510"/>
+        <w:gridCol w:w="5850"/>
+      </w:tblGrid>
+      <w:tr>
+        <w:trPr>
+          <w:cantSplit/>
+          <w:tblHeader/>
+        </w:trPr>
+        <w:tc>
+          <w:tcPr>
+            <w:tcW w:type="dxa" w:w="3510"/>
+            <w:tcBorders>
+              <w:top w:val="single" w:color="E9ECEF" w:sz="4"/>
+              <w:left w:val="single" w:color="E9ECEF" w:sz="4"/>
+              <w:bottom w:val="single" w:color="E9ECEF" w:sz="4"/>
+              <w:right w:val="single" w:color="E9ECEF" w:sz="4"/>
+            </w:tcBorders>
+            <w:shd w:fill="006DB6" w:val="clear"/>
+            <w:tcMar>
+              <w:top w:type="dxa" w:w="120"/>
+              <w:left w:type="dxa" w:w="140"/>
+              <w:bottom w:type="dxa" w:w="120"/>
+              <w:right w:type="dxa" w:w="140"/>
+            </w:tcMar>
+            <w:vAlign w:val="center"/>
+          </w:tcPr>
+          <w:p>
+            <w:pPr>
+              <w:jc w:val="left"/>
+            </w:pPr>
+            <w:r>
+              <w:rPr>
+                <w:rFonts w:ascii="Open Sans" w:cs="Open Sans" w:eastAsia="Open Sans" w:hAnsi="Open Sans"/>
+                <w:b/>
+                <w:bCs/>
+                <w:color w:val="FFFFFF"/>
+                <w:sz w:val="20"/>
+                <w:szCs w:val="20"/>
+              </w:rPr>
+              <w:t xml:space="preserve">Question</w:t>
+            </w:r>
+          </w:p>
+        </w:tc>
+        <w:tc>
+          <w:tcPr>
+            <w:tcW w:type="dxa" w:w="5850"/>
+            <w:tcBorders>
+              <w:top w:val="single" w:color="E9ECEF" w:sz="4"/>
+              <w:left w:val="single" w:color="E9ECEF" w:sz="4"/>
+              <w:bottom w:val="single" w:color="E9ECEF" w:sz="4"/>
+              <w:right w:val="single" w:color="E9ECEF" w:sz="4"/>
+            </w:tcBorders>
+            <w:shd w:fill="006DB6" w:val="clear"/>
+            <w:tcMar>
+              <w:top w:type="dxa" w:w="120"/>
+              <w:left w:type="dxa" w:w="140"/>
+              <w:bottom w:type="dxa" w:w="120"/>
+              <w:right w:type="dxa" w:w="140"/>
+            </w:tcMar>
+            <w:vAlign w:val="center"/>
+          </w:tcPr>
+          <w:p>
+            <w:pPr>
+              <w:jc w:val="left"/>
+            </w:pPr>
+            <w:r>
+              <w:rPr>
+                <w:rFonts w:ascii="Open Sans" w:cs="Open Sans" w:eastAsia="Open Sans" w:hAnsi="Open Sans"/>
+                <w:b/>
+                <w:bCs/>
+                <w:color w:val="FFFFFF"/>
+                <w:sz w:val="20"/>
+                <w:szCs w:val="20"/>
+              </w:rPr>
+              <w:t xml:space="preserve">Our Honest Answer</w:t>
+            </w:r>
+          </w:p>
+        </w:tc>
+      </w:tr>
+      <w:tr>
+        <w:trPr>
+          <w:cantSplit/>
+        </w:trPr>
+        <w:tc>
+          <w:tcPr>
+            <w:tcW w:type="dxa" w:w="3510"/>
+            <w:tcBorders>
+              <w:top w:val="single" w:color="E9ECEF" w:sz="4"/>
+              <w:left w:val="single" w:color="E9ECEF" w:sz="4"/>
+              <w:bottom w:val="single" w:color="E9ECEF" w:sz="4"/>
+              <w:right w:val="single" w:color="E9ECEF" w:sz="4"/>
+            </w:tcBorders>
+            <w:shd w:fill="FFFFFF" w:val="clear"/>
+            <w:tcMar>
+              <w:top w:type="dxa" w:w="100"/>
+              <w:left w:type="dxa" w:w="140"/>
+              <w:bottom w:type="dxa" w:w="100"/>
+              <w:right w:type="dxa" w:w="140"/>
+            </w:tcMar>
+            <w:vAlign w:val="center"/>
+          </w:tcPr>
+          <w:p>
+            <w:pPr>
+              <w:jc w:val="left"/>
+            </w:pPr>
+            <w:r>
+              <w:rPr>
+                <w:rFonts w:ascii="Open Sans" w:cs="Open Sans" w:eastAsia="Open Sans" w:hAnsi="Open Sans"/>
+                <w:b/>
+                <w:bCs/>
+                <w:color w:val="59595B"/>
+                <w:sz w:val="20"/>
+                <w:szCs w:val="20"/>
+              </w:rPr>
+              <w:t xml:space="preserve">We work mostly by referral and word of mouth. Why add this now?</w:t>
+            </w:r>
+          </w:p>
+        </w:tc>
+        <w:tc>
+          <w:tcPr>
+            <w:tcW w:type="dxa" w:w="5850"/>
+            <w:tcBorders>
+              <w:top w:val="single" w:color="E9ECEF" w:sz="4"/>
+              <w:left w:val="single" w:color="E9ECEF" w:sz="4"/>
+              <w:bottom w:val="single" w:color="E9ECEF" w:sz="4"/>
+              <w:right w:val="single" w:color="E9ECEF" w:sz="4"/>
+            </w:tcBorders>
+            <w:shd w:fill="FFFFFF" w:val="clear"/>
+            <w:tcMar>
+              <w:top w:type="dxa" w:w="100"/>
+              <w:left w:type="dxa" w:w="140"/>
+              <w:bottom w:type="dxa" w:w="100"/>
+              <w:right w:type="dxa" w:w="140"/>
+            </w:tcMar>
+            <w:vAlign w:val="center"/>
+          </w:tcPr>
+          <w:p>
+            <w:pPr>
+              <w:jc w:val="left"/>
+            </w:pPr>
+            <w:r>
+              <w:rPr>
+                <w:rFonts w:ascii="Open Sans" w:cs="Open Sans" w:eastAsia="Open Sans" w:hAnsi="Open Sans"/>
+                <w:b w:val="false"/>
+                <w:bCs w:val="false"/>
+                <w:color w:val="59595B"/>
+                <w:sz w:val="20"/>
+                <w:szCs w:val="20"/>
+              </w:rPr>
+              <w:t xml:space="preserve">Referrals are a strength — keep them. What they cannot do is reach the districts that just won wellness funding or changed leadership this quarter and are searching right now. AI account intelligence and search visibility find those districts while the funding window is open, so referrals are no longer the only source of new work.</w:t>
+            </w:r>
+          </w:p>
+        </w:tc>
+      </w:tr>
+      <w:tr>
+        <w:trPr>
+          <w:cantSplit/>
+        </w:trPr>
+        <w:tc>
+          <w:tcPr>
+            <w:tcW w:type="dxa" w:w="3510"/>
+            <w:tcBorders>
+              <w:top w:val="single" w:color="E9ECEF" w:sz="4"/>
+              <w:left w:val="single" w:color="E9ECEF" w:sz="4"/>
+              <w:bottom w:val="single" w:color="E9ECEF" w:sz="4"/>
+              <w:right w:val="single" w:color="E9ECEF" w:sz="4"/>
+            </w:tcBorders>
+            <w:shd w:fill="F8F9FA" w:val="clear"/>
+            <w:tcMar>
+              <w:top w:type="dxa" w:w="100"/>
+              <w:left w:type="dxa" w:w="140"/>
+              <w:bottom w:type="dxa" w:w="100"/>
+              <w:right w:type="dxa" w:w="140"/>
+            </w:tcMar>
+            <w:vAlign w:val="center"/>
+          </w:tcPr>
+          <w:p>
+            <w:pPr>
+              <w:jc w:val="left"/>
+            </w:pPr>
+            <w:r>
+              <w:rPr>
+                <w:rFonts w:ascii="Open Sans" w:cs="Open Sans" w:eastAsia="Open Sans" w:hAnsi="Open Sans"/>
+                <w:b/>
+                <w:bCs/>
+                <w:color w:val="59595B"/>
+                <w:sz w:val="20"/>
+                <w:szCs w:val="20"/>
+              </w:rPr>
+              <w:t xml:space="preserve">Isn't AI mostly hype right now?</w:t>
+            </w:r>
+          </w:p>
+        </w:tc>
+        <w:tc>
+          <w:tcPr>
+            <w:tcW w:type="dxa" w:w="5850"/>
+            <w:tcBorders>
+              <w:top w:val="single" w:color="E9ECEF" w:sz="4"/>
+              <w:left w:val="single" w:color="E9ECEF" w:sz="4"/>
+              <w:bottom w:val="single" w:color="E9ECEF" w:sz="4"/>
+              <w:right w:val="single" w:color="E9ECEF" w:sz="4"/>
+            </w:tcBorders>
+            <w:shd w:fill="F8F9FA" w:val="clear"/>
+            <w:tcMar>
+              <w:top w:type="dxa" w:w="100"/>
+              <w:left w:type="dxa" w:w="140"/>
+              <w:bottom w:type="dxa" w:w="100"/>
+              <w:right w:type="dxa" w:w="140"/>
+            </w:tcMar>
+            <w:vAlign w:val="center"/>
+          </w:tcPr>
+          <w:p>
+            <w:pPr>
+              <w:jc w:val="left"/>
+            </w:pPr>
+            <w:r>
+              <w:rPr>
+                <w:rFonts w:ascii="Open Sans" w:cs="Open Sans" w:eastAsia="Open Sans" w:hAnsi="Open Sans"/>
+                <w:b w:val="false"/>
+                <w:bCs w:val="false"/>
+                <w:color w:val="59595B"/>
+                <w:sz w:val="20"/>
+                <w:szCs w:val="20"/>
+              </w:rPr>
+              <w:t xml:space="preserve">A lot of it is. That is why this blueprint starts with simple, proven automations that pay back fast — SEO content, account monitoring, grant-narrative drafts — not autonomous "agents" doing your job. We use the simplest tool that works, measure it, and only expand what earns its place.</w:t>
+            </w:r>
+          </w:p>
+        </w:tc>
+      </w:tr>
+      <w:tr>
+        <w:trPr>
+          <w:cantSplit/>
+        </w:trPr>
+        <w:tc>
+          <w:tcPr>
+            <w:tcW w:type="dxa" w:w="3510"/>
+            <w:tcBorders>
+              <w:top w:val="single" w:color="E9ECEF" w:sz="4"/>
+              <w:left w:val="single" w:color="E9ECEF" w:sz="4"/>
+              <w:bottom w:val="single" w:color="E9ECEF" w:sz="4"/>
+              <w:right w:val="single" w:color="E9ECEF" w:sz="4"/>
+            </w:tcBorders>
+            <w:shd w:fill="FFFFFF" w:val="clear"/>
+            <w:tcMar>
+              <w:top w:type="dxa" w:w="100"/>
+              <w:left w:type="dxa" w:w="140"/>
+              <w:bottom w:type="dxa" w:w="100"/>
+              <w:right w:type="dxa" w:w="140"/>
+            </w:tcMar>
+            <w:vAlign w:val="center"/>
+          </w:tcPr>
+          <w:p>
+            <w:pPr>
+              <w:jc w:val="left"/>
+            </w:pPr>
+            <w:r>
+              <w:rPr>
+                <w:rFonts w:ascii="Open Sans" w:cs="Open Sans" w:eastAsia="Open Sans" w:hAnsi="Open Sans"/>
+                <w:b/>
+                <w:bCs/>
+                <w:color w:val="59595B"/>
+                <w:sz w:val="20"/>
+                <w:szCs w:val="20"/>
+              </w:rPr>
+              <w:t xml:space="preserve">Is district and student-behavior data safe?</w:t>
+            </w:r>
+          </w:p>
+        </w:tc>
+        <w:tc>
+          <w:tcPr>
+            <w:tcW w:type="dxa" w:w="5850"/>
+            <w:tcBorders>
+              <w:top w:val="single" w:color="E9ECEF" w:sz="4"/>
+              <w:left w:val="single" w:color="E9ECEF" w:sz="4"/>
+              <w:bottom w:val="single" w:color="E9ECEF" w:sz="4"/>
+              <w:right w:val="single" w:color="E9ECEF" w:sz="4"/>
+            </w:tcBorders>
+            <w:shd w:fill="FFFFFF" w:val="clear"/>
+            <w:tcMar>
+              <w:top w:type="dxa" w:w="100"/>
+              <w:left w:type="dxa" w:w="140"/>
+              <w:bottom w:type="dxa" w:w="100"/>
+              <w:right w:type="dxa" w:w="140"/>
+            </w:tcMar>
+            <w:vAlign w:val="center"/>
+          </w:tcPr>
+          <w:p>
+            <w:pPr>
+              <w:jc w:val="left"/>
+            </w:pPr>
+            <w:r>
+              <w:rPr>
+                <w:rFonts w:ascii="Open Sans" w:cs="Open Sans" w:eastAsia="Open Sans" w:hAnsi="Open Sans"/>
+                <w:b w:val="false"/>
+                <w:bCs w:val="false"/>
+                <w:color w:val="59595B"/>
+                <w:sz w:val="20"/>
+                <w:szCs w:val="20"/>
+              </w:rPr>
+              <w:t xml:space="preserve">Yes. Sensitive data never touches a public AI model; we deploy private, governed systems with human review on anything district-facing or grant-bound, led by a CISSP-certified team. Data governance is built into the engagement, FERPA-aware from day one.</w:t>
+            </w:r>
+          </w:p>
+        </w:tc>
+      </w:tr>
+      <w:tr>
+        <w:trPr>
+          <w:cantSplit/>
+        </w:trPr>
+        <w:tc>
+          <w:tcPr>
+            <w:tcW w:type="dxa" w:w="3510"/>
+            <w:tcBorders>
+              <w:top w:val="single" w:color="E9ECEF" w:sz="4"/>
+              <w:left w:val="single" w:color="E9ECEF" w:sz="4"/>
+              <w:bottom w:val="single" w:color="E9ECEF" w:sz="4"/>
+              <w:right w:val="single" w:color="E9ECEF" w:sz="4"/>
+            </w:tcBorders>
+            <w:shd w:fill="F8F9FA" w:val="clear"/>
+            <w:tcMar>
+              <w:top w:type="dxa" w:w="100"/>
+              <w:left w:type="dxa" w:w="140"/>
+              <w:bottom w:type="dxa" w:w="100"/>
+              <w:right w:type="dxa" w:w="140"/>
+            </w:tcMar>
+            <w:vAlign w:val="center"/>
+          </w:tcPr>
+          <w:p>
+            <w:pPr>
+              <w:jc w:val="left"/>
+            </w:pPr>
+            <w:r>
+              <w:rPr>
+                <w:rFonts w:ascii="Open Sans" w:cs="Open Sans" w:eastAsia="Open Sans" w:hAnsi="Open Sans"/>
+                <w:b/>
+                <w:bCs/>
+                <w:color w:val="59595B"/>
+                <w:sz w:val="20"/>
+                <w:szCs w:val="20"/>
+              </w:rPr>
+              <w:t xml:space="preserve">It is mostly just me. Do I have the bandwidth to manage this?</w:t>
+            </w:r>
+          </w:p>
+        </w:tc>
+        <w:tc>
+          <w:tcPr>
+            <w:tcW w:type="dxa" w:w="5850"/>
+            <w:tcBorders>
+              <w:top w:val="single" w:color="E9ECEF" w:sz="4"/>
+              <w:left w:val="single" w:color="E9ECEF" w:sz="4"/>
+              <w:bottom w:val="single" w:color="E9ECEF" w:sz="4"/>
+              <w:right w:val="single" w:color="E9ECEF" w:sz="4"/>
+            </w:tcBorders>
+            <w:shd w:fill="F8F9FA" w:val="clear"/>
+            <w:tcMar>
+              <w:top w:type="dxa" w:w="100"/>
+              <w:left w:type="dxa" w:w="140"/>
+              <w:bottom w:type="dxa" w:w="100"/>
+              <w:right w:type="dxa" w:w="140"/>
+            </w:tcMar>
+            <w:vAlign w:val="center"/>
+          </w:tcPr>
+          <w:p>
+            <w:pPr>
+              <w:jc w:val="left"/>
+            </w:pPr>
+            <w:r>
+              <w:rPr>
+                <w:rFonts w:ascii="Open Sans" w:cs="Open Sans" w:eastAsia="Open Sans" w:hAnsi="Open Sans"/>
+                <w:b w:val="false"/>
+                <w:bCs w:val="false"/>
+                <w:color w:val="59595B"/>
+                <w:sz w:val="20"/>
+                <w:szCs w:val="20"/>
+              </w:rPr>
+              <w:t xml:space="preserve">The point is the opposite — to give you back hours and remove the geographic ceiling, not add work. Technijian runs the build and the cadence; your involvement is a short monthly strategy session plus reviewing what we draft. The fractional model means no new hire to manage.</w:t>
+            </w:r>
+          </w:p>
+        </w:tc>
+      </w:tr>
+      <w:tr>
+        <w:trPr>
+          <w:cantSplit/>
+        </w:trPr>
+        <w:tc>
+          <w:tcPr>
+            <w:tcW w:type="dxa" w:w="3510"/>
+            <w:tcBorders>
+              <w:top w:val="single" w:color="E9ECEF" w:sz="4"/>
+              <w:left w:val="single" w:color="E9ECEF" w:sz="4"/>
+              <w:bottom w:val="single" w:color="E9ECEF" w:sz="4"/>
+              <w:right w:val="single" w:color="E9ECEF" w:sz="4"/>
+            </w:tcBorders>
+            <w:shd w:fill="FFFFFF" w:val="clear"/>
+            <w:tcMar>
+              <w:top w:type="dxa" w:w="100"/>
+              <w:left w:type="dxa" w:w="140"/>
+              <w:bottom w:type="dxa" w:w="100"/>
+              <w:right w:type="dxa" w:w="140"/>
+            </w:tcMar>
+            <w:vAlign w:val="center"/>
+          </w:tcPr>
+          <w:p>
+            <w:pPr>
+              <w:jc w:val="left"/>
+            </w:pPr>
+            <w:r>
+              <w:rPr>
+                <w:rFonts w:ascii="Open Sans" w:cs="Open Sans" w:eastAsia="Open Sans" w:hAnsi="Open Sans"/>
+                <w:b/>
+                <w:bCs/>
+                <w:color w:val="59595B"/>
+                <w:sz w:val="20"/>
+                <w:szCs w:val="20"/>
+              </w:rPr>
+              <w:t xml:space="preserve">What if it doesn't work?</w:t>
+            </w:r>
+          </w:p>
+        </w:tc>
+        <w:tc>
+          <w:tcPr>
+            <w:tcW w:type="dxa" w:w="5850"/>
+            <w:tcBorders>
+              <w:top w:val="single" w:color="E9ECEF" w:sz="4"/>
+              <w:left w:val="single" w:color="E9ECEF" w:sz="4"/>
+              <w:bottom w:val="single" w:color="E9ECEF" w:sz="4"/>
+              <w:right w:val="single" w:color="E9ECEF" w:sz="4"/>
+            </w:tcBorders>
+            <w:shd w:fill="FFFFFF" w:val="clear"/>
+            <w:tcMar>
+              <w:top w:type="dxa" w:w="100"/>
+              <w:left w:type="dxa" w:w="140"/>
+              <w:bottom w:type="dxa" w:w="100"/>
+              <w:right w:type="dxa" w:w="140"/>
+            </w:tcMar>
+            <w:vAlign w:val="center"/>
+          </w:tcPr>
+          <w:p>
+            <w:pPr>
+              <w:jc w:val="left"/>
+            </w:pPr>
+            <w:r>
+              <w:rPr>
+                <w:rFonts w:ascii="Open Sans" w:cs="Open Sans" w:eastAsia="Open Sans" w:hAnsi="Open Sans"/>
+                <w:b w:val="false"/>
+                <w:bCs w:val="false"/>
+                <w:color w:val="59595B"/>
+                <w:sz w:val="20"/>
+                <w:szCs w:val="20"/>
+              </w:rPr>
+              <w:t xml:space="preserve">The entry program is a fixed-price 90-day pilot with a defined success metric (Section 12), month-to-month with no long lock-in. If it has not moved the needle by day 90, you are under no obligation to continue — and we will tell you honestly whether it is worth it.</w:t>
+            </w:r>
+          </w:p>
+        </w:tc>
+      </w:tr>
+      <w:tr>
+        <w:trPr>
+          <w:cantSplit/>
+        </w:trPr>
+        <w:tc>
+          <w:tcPr>
+            <w:tcW w:type="dxa" w:w="3510"/>
+            <w:tcBorders>
+              <w:top w:val="single" w:color="E9ECEF" w:sz="4"/>
+              <w:left w:val="single" w:color="E9ECEF" w:sz="4"/>
+              <w:bottom w:val="single" w:color="E9ECEF" w:sz="4"/>
+              <w:right w:val="single" w:color="E9ECEF" w:sz="4"/>
+            </w:tcBorders>
+            <w:shd w:fill="F8F9FA" w:val="clear"/>
+            <w:tcMar>
+              <w:top w:type="dxa" w:w="100"/>
+              <w:left w:type="dxa" w:w="140"/>
+              <w:bottom w:type="dxa" w:w="100"/>
+              <w:right w:type="dxa" w:w="140"/>
+            </w:tcMar>
+            <w:vAlign w:val="center"/>
+          </w:tcPr>
+          <w:p>
+            <w:pPr>
+              <w:jc w:val="left"/>
+            </w:pPr>
+            <w:r>
+              <w:rPr>
+                <w:rFonts w:ascii="Open Sans" w:cs="Open Sans" w:eastAsia="Open Sans" w:hAnsi="Open Sans"/>
+                <w:b/>
+                <w:bCs/>
+                <w:color w:val="59595B"/>
+                <w:sz w:val="20"/>
+                <w:szCs w:val="20"/>
+              </w:rPr>
+              <w:t xml:space="preserve">What does it really cost?</w:t>
+            </w:r>
+          </w:p>
+        </w:tc>
+        <w:tc>
+          <w:tcPr>
+            <w:tcW w:type="dxa" w:w="5850"/>
+            <w:tcBorders>
+              <w:top w:val="single" w:color="E9ECEF" w:sz="4"/>
+              <w:left w:val="single" w:color="E9ECEF" w:sz="4"/>
+              <w:bottom w:val="single" w:color="E9ECEF" w:sz="4"/>
+              <w:right w:val="single" w:color="E9ECEF" w:sz="4"/>
+            </w:tcBorders>
+            <w:shd w:fill="F8F9FA" w:val="clear"/>
+            <w:tcMar>
+              <w:top w:type="dxa" w:w="100"/>
+              <w:left w:type="dxa" w:w="140"/>
+              <w:bottom w:type="dxa" w:w="100"/>
+              <w:right w:type="dxa" w:w="140"/>
+            </w:tcMar>
+            <w:vAlign w:val="center"/>
+          </w:tcPr>
+          <w:p>
+            <w:pPr>
+              <w:jc w:val="left"/>
+            </w:pPr>
+            <w:r>
+              <w:rPr>
+                <w:rFonts w:ascii="Open Sans" w:cs="Open Sans" w:eastAsia="Open Sans" w:hAnsi="Open Sans"/>
+                <w:b w:val="false"/>
+                <w:bCs w:val="false"/>
+                <w:color w:val="59595B"/>
+                <w:sz w:val="20"/>
+                <w:szCs w:val="20"/>
+              </w:rPr>
+              <w:t xml:space="preserve">The entry program is approximately $35K for Year 1 at published rates — no hidden fees, no large up-front build. The full engine (the later expansion, including the online platform) is profiled in Section 12, but only after the pilot proves the lift.</w:t>
+            </w:r>
+          </w:p>
+        </w:tc>
+      </w:tr>
+    </w:tbl>
+    <w:p>
+      <w:pPr>
+        <w:pStyle w:val="Heading1"/>
+        <w:keepNext/>
+        <w:pageBreakBefore/>
+        <w:spacing w:after="120" w:before="0" w:line="240"/>
+      </w:pPr>
+      <w:r>
+        <w:rPr>
+          <w:rFonts w:ascii="Open Sans" w:cs="Open Sans" w:eastAsia="Open Sans" w:hAnsi="Open Sans"/>
+          <w:color w:val="FFFFFF"/>
+          <w:sz w:val="2"/>
+          <w:szCs w:val="2"/>
+        </w:rPr>
+        <w:t xml:space="preserve">17  What Happens Next</w:t>
+      </w:r>
+    </w:p>
+    <w:tbl>
+      <w:tblPr>
+        <w:tblW w:type="dxa" w:w="9360"/>
+        <w:tblBorders>
+          <w:top w:val="none" w:color="FFFFFF" w:sz="0"/>
+          <w:left w:val="none" w:color="FFFFFF" w:sz="0"/>
+          <w:bottom w:val="none" w:color="FFFFFF" w:sz="0"/>
+          <w:right w:val="none" w:color="FFFFFF" w:sz="0"/>
+          <w:insideH w:val="single" w:color="auto" w:sz="4"/>
+          <w:insideV w:val="single" w:color="auto" w:sz="4"/>
+        </w:tblBorders>
+      </w:tblPr>
+      <w:tblGrid>
+        <w:gridCol w:w="120"/>
+        <w:gridCol w:w="9240"/>
+      </w:tblGrid>
+      <w:tr>
+        <w:tc>
+          <w:tcPr>
+            <w:tcW w:type="dxa" w:w="120"/>
+            <w:tcBorders>
+              <w:top w:val="none" w:color="FFFFFF" w:sz="0"/>
+              <w:left w:val="none" w:color="FFFFFF" w:sz="0"/>
+              <w:bottom w:val="none" w:color="FFFFFF" w:sz="0"/>
+              <w:right w:val="none" w:color="FFFFFF" w:sz="0"/>
+            </w:tcBorders>
             <w:shd w:fill="1A1A2E" w:val="clear"/>
           </w:tcPr>
           <w:p>
@@ -19228,7 +22922,7 @@
                 <w:sz w:val="34"/>
                 <w:szCs w:val="34"/>
               </w:rPr>
-              <w:t xml:space="preserve">15  What Happens Next</w:t>
+              <w:t xml:space="preserve">17  What Happens Next</w:t>
             </w:r>
           </w:p>
         </w:tc>
@@ -20151,7 +23845,8 @@
       <w:pPr>
         <w:pStyle w:val="Heading1"/>
         <w:keepNext/>
-        <w:spacing w:after="120" w:before="480" w:line="240"/>
+        <w:pageBreakBefore/>
+        <w:spacing w:after="120" w:before="0" w:line="240"/>
       </w:pPr>
       <w:r>
         <w:rPr>
@@ -20160,7 +23855,7 @@
           <w:sz w:val="2"/>
           <w:szCs w:val="2"/>
         </w:rPr>
-        <w:t xml:space="preserve">16  About Technijian</w:t>
+        <w:t xml:space="preserve">18  About Technijian</w:t>
       </w:r>
     </w:p>
     <w:tbl>
@@ -20224,7 +23919,7 @@
                 <w:sz w:val="34"/>
                 <w:szCs w:val="34"/>
               </w:rPr>
-              <w:t xml:space="preserve">16  About Technijian</w:t>
+              <w:t xml:space="preserve">18  About Technijian</w:t>
             </w:r>
           </w:p>
         </w:tc>
@@ -21326,7 +25021,8 @@
       <w:pPr>
         <w:pStyle w:val="Heading1"/>
         <w:keepNext/>
-        <w:spacing w:after="120" w:before="480" w:line="240"/>
+        <w:pageBreakBefore/>
+        <w:spacing w:after="120" w:before="0" w:line="240"/>
       </w:pPr>
       <w:r>
         <w:rPr>
@@ -22117,6 +25813,12 @@
       <w:startOverride w:val="1"/>
     </w:lvlOverride>
   </w:num>
+  <w:num w:numId="2">
+    <w:abstractNumId w:val="2"/>
+    <w:lvlOverride w:ilvl="0">
+      <w:startOverride w:val="1"/>
+    </w:lvlOverride>
+  </w:num>
 </w:numbering>
 </file>
 
